--- a/docs/ISP_CRM_User_Guide.docx
+++ b/docs/ISP_CRM_User_Guide.docx
@@ -8,7 +8,16 @@
         <w:spacing w:after="200"/>
       </w:pPr>
       <w:r>
-        <w:t>ISP Recovery CRM — User Guide</w:t>
+        <w:t xml:space="preserve">ISP Recovery CRM </w:t>
+      </w:r>
+      <w:r>
+        <w:rPr>
+          <w:lang w:val="en-US"/>
+        </w:rPr>
+        <w:t>-</w:t>
+      </w:r>
+      <w:r>
+        <w:t xml:space="preserve"> User Guide</w:t>
       </w:r>
     </w:p>
     <w:p>
@@ -25,14 +34,6 @@
       </w:pPr>
       <w:r>
         <w:t>Application: ISP Recovery CRM</w:t>
-      </w:r>
-    </w:p>
-    <w:p>
-      <w:pPr>
-        <w:spacing w:after="120"/>
-      </w:pPr>
-      <w:r>
-        <w:t>Version: 1.1  |  Generated: June 10, 2026</w:t>
       </w:r>
     </w:p>
     <w:p>
@@ -88,7 +89,7 @@
         <w:spacing w:after="80"/>
       </w:pPr>
       <w:r>
-        <w:t>Run first outreach attempts on the Junior Sales Team</w:t>
+        <w:t>Run first text outreach attempts on the Junior Sales Team</w:t>
       </w:r>
     </w:p>
     <w:p>
@@ -174,7 +175,16 @@
         <w:spacing w:after="120"/>
       </w:pPr>
       <w:r>
-        <w:t>All teams work from one master customer database. Each ISP has its own column layout, but records are never duplicated — team pages are filtered views of the same data.</w:t>
+        <w:t xml:space="preserve">All teams work from one master customer database. Each ISP has its own column layout, but records are never duplicated </w:t>
+      </w:r>
+      <w:r>
+        <w:rPr>
+          <w:lang w:val="en-US"/>
+        </w:rPr>
+        <w:t>-</w:t>
+      </w:r>
+      <w:r>
+        <w:t xml:space="preserve"> team pages are filtered views of the same data.</w:t>
       </w:r>
     </w:p>
     <w:p>
@@ -212,7 +222,7 @@
           <w:rFonts w:hint="default"/>
           <w:lang w:val="en-US"/>
         </w:rPr>
-        <w:t>ispcrm.netlify.app</w:t>
+        <w:t>https://ispcrm.netlify.app</w:t>
       </w:r>
       <w:r>
         <w:t>)</w:t>
@@ -352,8 +362,8 @@
         </w:tblCellMar>
       </w:tblPr>
       <w:tblGrid>
-        <w:gridCol w:w="982"/>
-        <w:gridCol w:w="8064"/>
+        <w:gridCol w:w="987"/>
+        <w:gridCol w:w="8059"/>
       </w:tblGrid>
       <w:tr>
         <w:tblPrEx>
@@ -422,7 +432,25 @@
         <w:tc>
           <w:p>
             <w:r>
-              <w:t>Everything — Dashboard, Import, Master CRM, Junior Sales, Senior Sales, No Reply — Recycle, Alerts, ISPs, Users, Profile</w:t>
+              <w:t xml:space="preserve">Everything </w:t>
+            </w:r>
+            <w:r>
+              <w:rPr>
+                <w:lang w:val="en-US"/>
+              </w:rPr>
+              <w:t>-</w:t>
+            </w:r>
+            <w:r>
+              <w:t xml:space="preserve"> Dashboard, Import, Master CRM, Junior Sales, Senior Sales, No Reply </w:t>
+            </w:r>
+            <w:r>
+              <w:rPr>
+                <w:lang w:val="en-US"/>
+              </w:rPr>
+              <w:t>-</w:t>
+            </w:r>
+            <w:r>
+              <w:t xml:space="preserve"> Recycle, Alerts, ISPs, Users, Profile</w:t>
             </w:r>
           </w:p>
         </w:tc>
@@ -454,7 +482,16 @@
         <w:tc>
           <w:p>
             <w:r>
-              <w:t>Dashboard, Import, Master CRM, Junior Sales, Senior Sales, No Reply — Recycle, Alerts, ISPs, Profile (no Users page)</w:t>
+              <w:t xml:space="preserve">Dashboard, Import, Master CRM, Junior Sales, Senior Sales, No Reply </w:t>
+            </w:r>
+            <w:r>
+              <w:rPr>
+                <w:lang w:val="en-US"/>
+              </w:rPr>
+              <w:t>-</w:t>
+            </w:r>
+            <w:r>
+              <w:t xml:space="preserve"> Recycle, Alerts, ISPs, Profile (no Users page)</w:t>
             </w:r>
           </w:p>
         </w:tc>
@@ -543,7 +580,16 @@
         <w:spacing w:after="120"/>
       </w:pPr>
       <w:r>
-        <w:t>After login, the blue sidebar on the left shows your available pages. Click any item to navigate. The top header shows your name and avatar — click it for Profile or Sign Out.</w:t>
+        <w:t xml:space="preserve">After login, the blue sidebar on the left shows your available pages. Click any item to navigate. The top header shows your name and avatar </w:t>
+      </w:r>
+      <w:r>
+        <w:rPr>
+          <w:lang w:val="en-US"/>
+        </w:rPr>
+        <w:t>-</w:t>
+      </w:r>
+      <w:r>
+        <w:t xml:space="preserve"> click it for Profile or Sign Out.</w:t>
       </w:r>
     </w:p>
     <w:tbl>
@@ -568,9 +614,9 @@
         </w:tblCellMar>
       </w:tblPr>
       <w:tblGrid>
-        <w:gridCol w:w="1798"/>
-        <w:gridCol w:w="2388"/>
-        <w:gridCol w:w="4860"/>
+        <w:gridCol w:w="1815"/>
+        <w:gridCol w:w="2420"/>
+        <w:gridCol w:w="4811"/>
       </w:tblGrid>
       <w:tr>
         <w:tblPrEx>
@@ -813,7 +859,16 @@
         <w:tc>
           <w:p>
             <w:r>
-              <w:t>Callback/reschedule escalations — manager assigns reps</w:t>
+              <w:t xml:space="preserve">Callback/reschedule escalations </w:t>
+            </w:r>
+            <w:r>
+              <w:rPr>
+                <w:lang w:val="en-US"/>
+              </w:rPr>
+              <w:t>-</w:t>
+            </w:r>
+            <w:r>
+              <w:t xml:space="preserve"> manager assigns reps</w:t>
             </w:r>
           </w:p>
         </w:tc>
@@ -838,7 +893,16 @@
         <w:tc>
           <w:p>
             <w:r>
-              <w:t>No Reply — Recycle</w:t>
+              <w:t xml:space="preserve">No Reply </w:t>
+            </w:r>
+            <w:r>
+              <w:rPr>
+                <w:lang w:val="en-US"/>
+              </w:rPr>
+              <w:t>-</w:t>
+            </w:r>
+            <w:r>
+              <w:t xml:space="preserve"> Recycle</w:t>
             </w:r>
           </w:p>
         </w:tc>
@@ -1008,7 +1072,16 @@
         <w:tc>
           <w:p>
             <w:r>
-              <w:t>Update name, avatar, password — click your avatar top-right</w:t>
+              <w:t xml:space="preserve">Update name, avatar, password </w:t>
+            </w:r>
+            <w:r>
+              <w:rPr>
+                <w:lang w:val="en-US"/>
+              </w:rPr>
+              <w:t>-</w:t>
+            </w:r>
+            <w:r>
+              <w:t xml:space="preserve"> click your avatar top-right</w:t>
             </w:r>
           </w:p>
         </w:tc>
@@ -1033,7 +1106,16 @@
         <w:spacing w:after="120"/>
       </w:pPr>
       <w:r>
-        <w:t>The Dashboard is role-specific — each user sees stats for the customers they are allowed to access.</w:t>
+        <w:t xml:space="preserve">The Dashboard is role-specific </w:t>
+      </w:r>
+      <w:r>
+        <w:rPr>
+          <w:lang w:val="en-US"/>
+        </w:rPr>
+        <w:t>-</w:t>
+      </w:r>
+      <w:r>
+        <w:t xml:space="preserve"> each user sees stats for the customers they are allowed to access.</w:t>
       </w:r>
     </w:p>
     <w:p>
@@ -1081,7 +1163,16 @@
         <w:spacing w:after="80"/>
       </w:pPr>
       <w:r>
-        <w:t>No Reply — Recycle Hold, Ready to Recycle, and alerts needing attention</w:t>
+        <w:t xml:space="preserve">No Reply </w:t>
+      </w:r>
+      <w:r>
+        <w:rPr>
+          <w:lang w:val="en-US"/>
+        </w:rPr>
+        <w:t>-</w:t>
+      </w:r>
+      <w:r>
+        <w:t xml:space="preserve"> Recycle Hold, Ready to Recycle, and alerts needing attention</w:t>
       </w:r>
     </w:p>
     <w:p>
@@ -1116,7 +1207,16 @@
         <w:spacing w:after="80"/>
       </w:pPr>
       <w:r>
-        <w:t>My leads on Junior Sales Team — New, Attempt 1, Attempt 2, Attempt 3</w:t>
+        <w:t xml:space="preserve">My leads on Junior Sales Team </w:t>
+      </w:r>
+      <w:r>
+        <w:rPr>
+          <w:lang w:val="en-US"/>
+        </w:rPr>
+        <w:t>-</w:t>
+      </w:r>
+      <w:r>
+        <w:t xml:space="preserve"> New, Attempt 1, Attempt 2, Attempt 3</w:t>
       </w:r>
     </w:p>
     <w:p>
@@ -1314,20 +1414,42 @@
         <w:spacing w:after="80"/>
       </w:pPr>
       <w:r>
-        <w:t>Click "Add Column" for each field in that ISP's spreadsheet</w:t>
-      </w:r>
-    </w:p>
-    <w:p>
-      <w:pPr>
-        <w:pStyle w:val="16"/>
-        <w:numPr>
-          <w:ilvl w:val="0"/>
-          <w:numId w:val="2"/>
-        </w:numPr>
-        <w:spacing w:after="80"/>
-      </w:pPr>
-      <w:r>
-        <w:t>Enter the column name exactly as it appears in the spreadsheet (e.g. Name, ACCT#, Install Date)</w:t>
+        <w:t xml:space="preserve">Use "Add Column" to add one or more rows </w:t>
+      </w:r>
+      <w:r>
+        <w:rPr>
+          <w:lang w:val="en-US"/>
+        </w:rPr>
+        <w:t>-</w:t>
+      </w:r>
+      <w:r>
+        <w:t xml:space="preserve"> enter each field name, mark Primary and/or match key, then click Add</w:t>
+      </w:r>
+    </w:p>
+    <w:p>
+      <w:pPr>
+        <w:pStyle w:val="16"/>
+        <w:numPr>
+          <w:ilvl w:val="0"/>
+          <w:numId w:val="2"/>
+        </w:numPr>
+        <w:spacing w:after="80"/>
+      </w:pPr>
+      <w:r>
+        <w:t>Enter column names exactly as they appear in the spreadsheet (e.g. Name, ACCT#, Install Date)</w:t>
+      </w:r>
+    </w:p>
+    <w:p>
+      <w:pPr>
+        <w:pStyle w:val="16"/>
+        <w:numPr>
+          <w:ilvl w:val="0"/>
+          <w:numId w:val="2"/>
+        </w:numPr>
+        <w:spacing w:after="80"/>
+      </w:pPr>
+      <w:r>
+        <w:t>When finished, click "Save Columns"</w:t>
       </w:r>
     </w:p>
     <w:p>
@@ -1348,33 +1470,60 @@
         <w:spacing w:after="80"/>
       </w:pPr>
       <w:r>
-        <w:t>Primary column — the main customer identifier shown in tables (usually Name). Always appears first.</w:t>
-      </w:r>
-    </w:p>
-    <w:p>
-      <w:pPr>
-        <w:pStyle w:val="16"/>
-        <w:numPr>
-          <w:ilvl w:val="0"/>
-          <w:numId w:val="1"/>
-        </w:numPr>
-        <w:spacing w:after="80"/>
-      </w:pPr>
-      <w:r>
-        <w:t>Use for duplicate matching on import — the field used to detect existing records (usually ACCT# or Phone). Always appears second.</w:t>
-      </w:r>
-    </w:p>
-    <w:p>
-      <w:pPr>
-        <w:pStyle w:val="16"/>
-        <w:numPr>
-          <w:ilvl w:val="0"/>
-          <w:numId w:val="1"/>
-        </w:numPr>
-        <w:spacing w:after="80"/>
-      </w:pPr>
-      <w:r>
-        <w:t>Other columns — any additional fields (Address, Product, Status, etc.)</w:t>
+        <w:t xml:space="preserve">Primary column </w:t>
+      </w:r>
+      <w:r>
+        <w:rPr>
+          <w:lang w:val="en-US"/>
+        </w:rPr>
+        <w:t>-</w:t>
+      </w:r>
+      <w:r>
+        <w:t xml:space="preserve"> the main customer identifier shown in tables (usually Name). Always appears first.</w:t>
+      </w:r>
+    </w:p>
+    <w:p>
+      <w:pPr>
+        <w:pStyle w:val="16"/>
+        <w:numPr>
+          <w:ilvl w:val="0"/>
+          <w:numId w:val="1"/>
+        </w:numPr>
+        <w:spacing w:after="80"/>
+      </w:pPr>
+      <w:r>
+        <w:t xml:space="preserve">Use for duplicate matching on import </w:t>
+      </w:r>
+      <w:r>
+        <w:rPr>
+          <w:lang w:val="en-US"/>
+        </w:rPr>
+        <w:t>-</w:t>
+      </w:r>
+      <w:r>
+        <w:t xml:space="preserve"> the field used to detect existing records (usually ACCT# or Phone). Always appears second.</w:t>
+      </w:r>
+    </w:p>
+    <w:p>
+      <w:pPr>
+        <w:pStyle w:val="16"/>
+        <w:numPr>
+          <w:ilvl w:val="0"/>
+          <w:numId w:val="1"/>
+        </w:numPr>
+        <w:spacing w:after="80"/>
+      </w:pPr>
+      <w:r>
+        <w:t xml:space="preserve">Other columns </w:t>
+      </w:r>
+      <w:r>
+        <w:rPr>
+          <w:lang w:val="en-US"/>
+        </w:rPr>
+        <w:t>-</w:t>
+      </w:r>
+      <w:r>
+        <w:t xml:space="preserve"> any additional fields (Address, Product, Status, etc.)</w:t>
       </w:r>
     </w:p>
     <w:p>
@@ -1383,19 +1532,6 @@
       </w:pPr>
       <w:r>
         <w:t>Column order is automatic: Primary first, match-key second, then all other columns. You can reorder non-primary, non-match-key columns with the up/down arrows.</w:t>
-      </w:r>
-    </w:p>
-    <w:p>
-      <w:pPr>
-        <w:pStyle w:val="16"/>
-        <w:numPr>
-          <w:ilvl w:val="0"/>
-          <w:numId w:val="2"/>
-        </w:numPr>
-        <w:spacing w:after="80"/>
-      </w:pPr>
-      <w:r>
-        <w:t>When finished, click Close — or keep adding columns (the dialog stays open after each "Add Column")</w:t>
       </w:r>
     </w:p>
     <w:p>
@@ -1449,94 +1585,150 @@
         <w:spacing w:after="80"/>
       </w:pPr>
       <w:r>
-        <w:t xml:space="preserve">Select the ISP (e.g. </w:t>
+        <w:t>Select the ISP (e.g. Comcast, Spectrum) from the dropdown</w:t>
+      </w:r>
+    </w:p>
+    <w:p>
+      <w:pPr>
+        <w:pStyle w:val="16"/>
+        <w:numPr>
+          <w:ilvl w:val="0"/>
+          <w:numId w:val="2"/>
+        </w:numPr>
+        <w:spacing w:after="80"/>
+      </w:pPr>
+      <w:r>
+        <w:t>Upload an Excel (.xlsx) or CSV file from the ISP</w:t>
+      </w:r>
+    </w:p>
+    <w:p>
+      <w:pPr>
+        <w:pStyle w:val="16"/>
+        <w:numPr>
+          <w:ilvl w:val="0"/>
+          <w:numId w:val="2"/>
+        </w:numPr>
+        <w:spacing w:after="80"/>
+      </w:pPr>
+      <w:r>
+        <w:t xml:space="preserve">Review column mapping </w:t>
       </w:r>
       <w:r>
         <w:rPr>
-          <w:rFonts w:hint="default"/>
           <w:lang w:val="en-US"/>
         </w:rPr>
-        <w:t>HBC</w:t>
-      </w:r>
-      <w:r>
-        <w:t xml:space="preserve">, </w:t>
+        <w:t>-</w:t>
+      </w:r>
+      <w:r>
+        <w:t xml:space="preserve"> spreadsheet headers are auto-mapped to that ISP's CRM columns by name</w:t>
+      </w:r>
+    </w:p>
+    <w:p>
+      <w:pPr>
+        <w:pStyle w:val="16"/>
+        <w:numPr>
+          <w:ilvl w:val="0"/>
+          <w:numId w:val="2"/>
+        </w:numPr>
+        <w:spacing w:after="80"/>
+      </w:pPr>
+      <w:r>
+        <w:t>Adjust any incorrect mappings manually</w:t>
+      </w:r>
+    </w:p>
+    <w:p>
+      <w:pPr>
+        <w:pStyle w:val="16"/>
+        <w:numPr>
+          <w:ilvl w:val="0"/>
+          <w:numId w:val="2"/>
+        </w:numPr>
+        <w:spacing w:after="80"/>
+      </w:pPr>
+      <w:r>
+        <w:t>Click Preview to see the first 20 rows mapped to your ISP columns</w:t>
+      </w:r>
+    </w:p>
+    <w:p>
+      <w:pPr>
+        <w:pStyle w:val="16"/>
+        <w:numPr>
+          <w:ilvl w:val="0"/>
+          <w:numId w:val="2"/>
+        </w:numPr>
+        <w:spacing w:after="80"/>
+      </w:pPr>
+      <w:r>
+        <w:t>Click Confirm Import to process the file</w:t>
+      </w:r>
+    </w:p>
+    <w:p>
+      <w:pPr>
+        <w:spacing w:after="120"/>
+      </w:pPr>
+      <w:r>
+        <w:t>After import, you see a summary:</w:t>
+      </w:r>
+    </w:p>
+    <w:p>
+      <w:pPr>
+        <w:pStyle w:val="16"/>
+        <w:numPr>
+          <w:ilvl w:val="0"/>
+          <w:numId w:val="1"/>
+        </w:numPr>
+        <w:spacing w:after="80"/>
+      </w:pPr>
+      <w:r>
+        <w:t>New records created</w:t>
+      </w:r>
+    </w:p>
+    <w:p>
+      <w:pPr>
+        <w:pStyle w:val="16"/>
+        <w:numPr>
+          <w:ilvl w:val="0"/>
+          <w:numId w:val="1"/>
+        </w:numPr>
+        <w:spacing w:after="80"/>
+      </w:pPr>
+      <w:r>
+        <w:t>Existing records updated (matched by ISP + match-key column)</w:t>
+      </w:r>
+    </w:p>
+    <w:p>
+      <w:pPr>
+        <w:pStyle w:val="16"/>
+        <w:numPr>
+          <w:ilvl w:val="0"/>
+          <w:numId w:val="1"/>
+        </w:numPr>
+        <w:spacing w:after="80"/>
+      </w:pPr>
+      <w:r>
+        <w:t xml:space="preserve">Re-initialized </w:t>
       </w:r>
       <w:r>
         <w:rPr>
-          <w:rFonts w:hint="default"/>
           <w:lang w:val="en-US"/>
         </w:rPr>
-        <w:t>Socket</w:t>
-      </w:r>
-      <w:bookmarkStart w:id="0" w:name="_GoBack"/>
-      <w:bookmarkEnd w:id="0"/>
-      <w:r>
-        <w:t>) from the dropdown</w:t>
-      </w:r>
-    </w:p>
-    <w:p>
-      <w:pPr>
-        <w:pStyle w:val="16"/>
-        <w:numPr>
-          <w:ilvl w:val="0"/>
-          <w:numId w:val="2"/>
-        </w:numPr>
-        <w:spacing w:after="80"/>
-      </w:pPr>
-      <w:r>
-        <w:t>Upload an Excel (.xlsx) or CSV file from the ISP</w:t>
-      </w:r>
-    </w:p>
-    <w:p>
-      <w:pPr>
-        <w:pStyle w:val="16"/>
-        <w:numPr>
-          <w:ilvl w:val="0"/>
-          <w:numId w:val="2"/>
-        </w:numPr>
-        <w:spacing w:after="80"/>
-      </w:pPr>
-      <w:r>
-        <w:t>Review column mapping — spreadsheet headers are auto-mapped to that ISP's CRM columns by name</w:t>
-      </w:r>
-    </w:p>
-    <w:p>
-      <w:pPr>
-        <w:pStyle w:val="16"/>
-        <w:numPr>
-          <w:ilvl w:val="0"/>
-          <w:numId w:val="2"/>
-        </w:numPr>
-        <w:spacing w:after="80"/>
-      </w:pPr>
-      <w:r>
-        <w:t>Adjust any incorrect mappings manually</w:t>
-      </w:r>
-    </w:p>
-    <w:p>
-      <w:pPr>
-        <w:pStyle w:val="16"/>
-        <w:numPr>
-          <w:ilvl w:val="0"/>
-          <w:numId w:val="2"/>
-        </w:numPr>
-        <w:spacing w:after="80"/>
-      </w:pPr>
-      <w:r>
-        <w:t>Click Preview to see the first 20 rows mapped to your ISP columns</w:t>
-      </w:r>
-    </w:p>
-    <w:p>
-      <w:pPr>
-        <w:pStyle w:val="16"/>
-        <w:numPr>
-          <w:ilvl w:val="0"/>
-          <w:numId w:val="2"/>
-        </w:numPr>
-        <w:spacing w:after="80"/>
-      </w:pPr>
-      <w:r>
-        <w:t>Click Confirm Import to process the file</w:t>
+        <w:t>-</w:t>
+      </w:r>
+      <w:r>
+        <w:t xml:space="preserve"> finished leads (Closed or New Account Created) matched again start a fresh Junior Sales round</w:t>
+      </w:r>
+    </w:p>
+    <w:p>
+      <w:pPr>
+        <w:pStyle w:val="16"/>
+        <w:numPr>
+          <w:ilvl w:val="0"/>
+          <w:numId w:val="1"/>
+        </w:numPr>
+        <w:spacing w:after="80"/>
+      </w:pPr>
+      <w:r>
+        <w:t>Errors (if any)</w:t>
       </w:r>
     </w:p>
     <w:p>
@@ -1544,46 +1736,81 @@
         <w:spacing w:after="120"/>
       </w:pPr>
       <w:r>
-        <w:t>After import, you see a summary:</w:t>
-      </w:r>
-    </w:p>
-    <w:p>
-      <w:pPr>
-        <w:pStyle w:val="16"/>
-        <w:numPr>
-          <w:ilvl w:val="0"/>
-          <w:numId w:val="1"/>
-        </w:numPr>
-        <w:spacing w:after="80"/>
-      </w:pPr>
-      <w:r>
-        <w:t>New records created</w:t>
-      </w:r>
-    </w:p>
-    <w:p>
-      <w:pPr>
-        <w:pStyle w:val="16"/>
-        <w:numPr>
-          <w:ilvl w:val="0"/>
-          <w:numId w:val="1"/>
-        </w:numPr>
-        <w:spacing w:after="80"/>
-      </w:pPr>
-      <w:r>
-        <w:t>Existing records updated (matched by ISP + match-key column)</w:t>
-      </w:r>
-    </w:p>
-    <w:p>
-      <w:pPr>
-        <w:pStyle w:val="16"/>
-        <w:numPr>
-          <w:ilvl w:val="0"/>
-          <w:numId w:val="1"/>
-        </w:numPr>
-        <w:spacing w:after="80"/>
-      </w:pPr>
-      <w:r>
-        <w:t>Errors (if any)</w:t>
+        <w:t>Duplicate detection:</w:t>
+      </w:r>
+    </w:p>
+    <w:p>
+      <w:pPr>
+        <w:pStyle w:val="16"/>
+        <w:numPr>
+          <w:ilvl w:val="0"/>
+          <w:numId w:val="1"/>
+        </w:numPr>
+        <w:spacing w:after="80"/>
+      </w:pPr>
+      <w:r>
+        <w:t>When importing, the system checks columns marked Use for duplicate matching on import</w:t>
+      </w:r>
+    </w:p>
+    <w:p>
+      <w:pPr>
+        <w:pStyle w:val="16"/>
+        <w:numPr>
+          <w:ilvl w:val="0"/>
+          <w:numId w:val="1"/>
+        </w:numPr>
+        <w:spacing w:after="80"/>
+      </w:pPr>
+      <w:r>
+        <w:t>If a row matches an existing customer for the same ISP on any match-key field, spreadsheet fields are updated instead of creating a duplicate</w:t>
+      </w:r>
+    </w:p>
+    <w:p>
+      <w:pPr>
+        <w:pStyle w:val="16"/>
+        <w:numPr>
+          <w:ilvl w:val="0"/>
+          <w:numId w:val="1"/>
+        </w:numPr>
+        <w:spacing w:after="80"/>
+      </w:pPr>
+      <w:r>
+        <w:t>If the matched lead had finished the pipeline (Closed or New Account Created), it is re-initialized: Junior Sales Team, stage New, 0 attempts, outcome Pending</w:t>
+      </w:r>
+    </w:p>
+    <w:p>
+      <w:pPr>
+        <w:pStyle w:val="16"/>
+        <w:numPr>
+          <w:ilvl w:val="0"/>
+          <w:numId w:val="1"/>
+        </w:numPr>
+        <w:spacing w:after="80"/>
+      </w:pPr>
+      <w:r>
+        <w:t xml:space="preserve">Active pipeline leads (in progress, Recycle Hold, Senior Sales) are updated in place </w:t>
+      </w:r>
+      <w:r>
+        <w:rPr>
+          <w:lang w:val="en-US"/>
+        </w:rPr>
+        <w:t>-</w:t>
+      </w:r>
+      <w:r>
+        <w:t xml:space="preserve"> workflow is not reset</w:t>
+      </w:r>
+    </w:p>
+    <w:p>
+      <w:pPr>
+        <w:pStyle w:val="16"/>
+        <w:numPr>
+          <w:ilvl w:val="0"/>
+          <w:numId w:val="1"/>
+        </w:numPr>
+        <w:spacing w:after="80"/>
+      </w:pPr>
+      <w:r>
+        <w:t>Typical setup: mark ACCT# or Phone as the match key</w:t>
       </w:r>
     </w:p>
     <w:p>
@@ -1591,54 +1818,7 @@
         <w:spacing w:after="120"/>
       </w:pPr>
       <w:r>
-        <w:t>Duplicate detection:</w:t>
-      </w:r>
-    </w:p>
-    <w:p>
-      <w:pPr>
-        <w:pStyle w:val="16"/>
-        <w:numPr>
-          <w:ilvl w:val="0"/>
-          <w:numId w:val="1"/>
-        </w:numPr>
-        <w:spacing w:after="80"/>
-      </w:pPr>
-      <w:r>
-        <w:t>When importing, the system checks columns marked Use for duplicate matching on import</w:t>
-      </w:r>
-    </w:p>
-    <w:p>
-      <w:pPr>
-        <w:pStyle w:val="16"/>
-        <w:numPr>
-          <w:ilvl w:val="0"/>
-          <w:numId w:val="1"/>
-        </w:numPr>
-        <w:spacing w:after="80"/>
-      </w:pPr>
-      <w:r>
-        <w:t>If a row matches an existing customer for the same ISP on any match-key field, the record is updated instead of creating a duplicate</w:t>
-      </w:r>
-    </w:p>
-    <w:p>
-      <w:pPr>
-        <w:pStyle w:val="16"/>
-        <w:numPr>
-          <w:ilvl w:val="0"/>
-          <w:numId w:val="1"/>
-        </w:numPr>
-        <w:spacing w:after="80"/>
-      </w:pPr>
-      <w:r>
-        <w:t>Typical setup: mark ACCT# or Phone as the match key</w:t>
-      </w:r>
-    </w:p>
-    <w:p>
-      <w:pPr>
-        <w:spacing w:after="120"/>
-      </w:pPr>
-      <w:r>
-        <w:t>New customers are assigned to Junior Sales Team with workflow stage New and 0 call attempts.</w:t>
+        <w:t>Brand-new customers are assigned to Junior Sales Team with workflow stage New and 0 outreach attempts.</w:t>
       </w:r>
     </w:p>
     <w:p>
@@ -1697,7 +1877,16 @@
         <w:spacing w:after="80"/>
       </w:pPr>
       <w:r>
-        <w:t>If the ISP has no columns defined yet, the table is hidden — go to ISPs → Columns first</w:t>
+        <w:t xml:space="preserve">If the ISP has no columns defined yet, the table is hidden </w:t>
+      </w:r>
+      <w:r>
+        <w:rPr>
+          <w:lang w:val="en-US"/>
+        </w:rPr>
+        <w:t>-</w:t>
+      </w:r>
+      <w:r>
+        <w:t xml:space="preserve"> go to ISPs → Columns first</w:t>
       </w:r>
     </w:p>
     <w:p>
@@ -1757,7 +1946,7 @@
         <w:spacing w:after="80"/>
       </w:pPr>
       <w:r>
-        <w:t>Edit team and stage inline (when editable mode is on)</w:t>
+        <w:t>Assign senior reps on Senior Sales leads (managers)</w:t>
       </w:r>
     </w:p>
     <w:p>
@@ -1778,7 +1967,16 @@
         <w:spacing w:after="120"/>
       </w:pPr>
       <w:r>
-        <w:t>There is no combined All ISPs view — switch tabs to work with a different ISP's customers.</w:t>
+        <w:t xml:space="preserve">There is no combined All ISPs view </w:t>
+      </w:r>
+      <w:r>
+        <w:rPr>
+          <w:lang w:val="en-US"/>
+        </w:rPr>
+        <w:t>-</w:t>
+      </w:r>
+      <w:r>
+        <w:t xml:space="preserve"> switch tabs to work with a different ISP's customers.</w:t>
       </w:r>
     </w:p>
     <w:p>
@@ -1811,7 +2009,16 @@
         <w:spacing w:after="120"/>
       </w:pPr>
       <w:r>
-        <w:t>This view shows customers assigned to Junior Sales Team. Your job is to make up to 3 outreach attempts. When a customer responds and wants a callback or reschedule, the lead automatically escalates to Senior Sales.</w:t>
+        <w:t xml:space="preserve">This view shows customers assigned to Junior Sales Team. Junior outreach is text-only </w:t>
+      </w:r>
+      <w:r>
+        <w:rPr>
+          <w:lang w:val="en-US"/>
+        </w:rPr>
+        <w:t>-</w:t>
+      </w:r>
+      <w:r>
+        <w:t xml:space="preserve"> log each text attempt (up to 3). When a customer needs a phone call or complex reschedule, the lead escalates to Senior Sales.</w:t>
       </w:r>
     </w:p>
     <w:p>
@@ -1881,33 +2088,33 @@
         <w:spacing w:after="200"/>
       </w:pPr>
       <w:r>
-        <w:t>8.2 Logging a Call</w:t>
-      </w:r>
-    </w:p>
-    <w:p>
-      <w:pPr>
-        <w:pStyle w:val="16"/>
-        <w:numPr>
-          <w:ilvl w:val="0"/>
-          <w:numId w:val="2"/>
-        </w:numPr>
-        <w:spacing w:after="80"/>
-      </w:pPr>
-      <w:r>
-        <w:t>Click "Log Call" in the Actions panel</w:t>
-      </w:r>
-    </w:p>
-    <w:p>
-      <w:pPr>
-        <w:pStyle w:val="16"/>
-        <w:numPr>
-          <w:ilvl w:val="0"/>
-          <w:numId w:val="2"/>
-        </w:numPr>
-        <w:spacing w:after="80"/>
-      </w:pPr>
-      <w:r>
-        <w:t>Select the call result (No Answer, Left Voicemail, Customer Answered, Callback Requested, etc.)</w:t>
+        <w:t>8.2 Logging a Text</w:t>
+      </w:r>
+    </w:p>
+    <w:p>
+      <w:pPr>
+        <w:pStyle w:val="16"/>
+        <w:numPr>
+          <w:ilvl w:val="0"/>
+          <w:numId w:val="2"/>
+        </w:numPr>
+        <w:spacing w:after="80"/>
+      </w:pPr>
+      <w:r>
+        <w:t>Click "Log Text" in the Actions panel</w:t>
+      </w:r>
+    </w:p>
+    <w:p>
+      <w:pPr>
+        <w:pStyle w:val="16"/>
+        <w:numPr>
+          <w:ilvl w:val="0"/>
+          <w:numId w:val="2"/>
+        </w:numPr>
+        <w:spacing w:after="80"/>
+      </w:pPr>
+      <w:r>
+        <w:t>Select the text result (No Text Reply, Simple Reschedule, Call Requested, etc.)</w:t>
       </w:r>
     </w:p>
     <w:p>
@@ -1933,7 +2140,7 @@
         <w:spacing w:after="80"/>
       </w:pPr>
       <w:r>
-        <w:t>Click "Log Call" to save</w:t>
+        <w:t>Click "Log Text" to save</w:t>
       </w:r>
     </w:p>
     <w:p>
@@ -1954,46 +2161,55 @@
         <w:spacing w:after="80"/>
       </w:pPr>
       <w:r>
-        <w:t>Increments the call attempt number</w:t>
-      </w:r>
-    </w:p>
-    <w:p>
-      <w:pPr>
-        <w:pStyle w:val="16"/>
-        <w:numPr>
-          <w:ilvl w:val="0"/>
-          <w:numId w:val="1"/>
-        </w:numPr>
-        <w:spacing w:after="80"/>
-      </w:pPr>
-      <w:r>
-        <w:t>Updates workflow stage (Attempt 1, Attempt 2, Attempt 3) for outreach calls</w:t>
-      </w:r>
-    </w:p>
-    <w:p>
-      <w:pPr>
-        <w:pStyle w:val="16"/>
-        <w:numPr>
-          <w:ilvl w:val="0"/>
-          <w:numId w:val="1"/>
-        </w:numPr>
-        <w:spacing w:after="80"/>
-      </w:pPr>
-      <w:r>
-        <w:t>Saves the call in Call Log History</w:t>
-      </w:r>
-    </w:p>
-    <w:p>
-      <w:pPr>
-        <w:pStyle w:val="16"/>
-        <w:numPr>
-          <w:ilvl w:val="0"/>
-          <w:numId w:val="1"/>
-        </w:numPr>
-        <w:spacing w:after="80"/>
-      </w:pPr>
-      <w:r>
-        <w:t>After 3 attempts with no callback or reschedule, automatically moves the lead to No Reply — Recycle Hold for 30 days</w:t>
+        <w:t>Increments the attempt number</w:t>
+      </w:r>
+    </w:p>
+    <w:p>
+      <w:pPr>
+        <w:pStyle w:val="16"/>
+        <w:numPr>
+          <w:ilvl w:val="0"/>
+          <w:numId w:val="1"/>
+        </w:numPr>
+        <w:spacing w:after="80"/>
+      </w:pPr>
+      <w:r>
+        <w:t>Updates workflow stage (Attempt 1, Attempt 2, Attempt 3) for outreach texts</w:t>
+      </w:r>
+    </w:p>
+    <w:p>
+      <w:pPr>
+        <w:pStyle w:val="16"/>
+        <w:numPr>
+          <w:ilvl w:val="0"/>
+          <w:numId w:val="1"/>
+        </w:numPr>
+        <w:spacing w:after="80"/>
+      </w:pPr>
+      <w:r>
+        <w:t>Saves the interaction in Call Log History</w:t>
+      </w:r>
+    </w:p>
+    <w:p>
+      <w:pPr>
+        <w:pStyle w:val="16"/>
+        <w:numPr>
+          <w:ilvl w:val="0"/>
+          <w:numId w:val="1"/>
+        </w:numPr>
+        <w:spacing w:after="80"/>
+      </w:pPr>
+      <w:r>
+        <w:t xml:space="preserve">After 3 attempts with No Text Reply, automatically moves the lead to No Reply </w:t>
+      </w:r>
+      <w:r>
+        <w:rPr>
+          <w:lang w:val="en-US"/>
+        </w:rPr>
+        <w:t>-</w:t>
+      </w:r>
+      <w:r>
+        <w:t xml:space="preserve"> Recycle Hold for 30 days</w:t>
       </w:r>
     </w:p>
     <w:p>
@@ -2010,33 +2226,112 @@
         <w:spacing w:after="120"/>
       </w:pPr>
       <w:r>
-        <w:t>When a customer replies to outreach and wants a callback or reschedule, log the call with:</w:t>
-      </w:r>
-    </w:p>
-    <w:p>
-      <w:pPr>
-        <w:pStyle w:val="16"/>
-        <w:numPr>
-          <w:ilvl w:val="0"/>
-          <w:numId w:val="1"/>
-        </w:numPr>
-        <w:spacing w:after="80"/>
-      </w:pPr>
-      <w:r>
-        <w:t>Callback Requested — customer asked to be called back later</w:t>
-      </w:r>
-    </w:p>
-    <w:p>
-      <w:pPr>
-        <w:pStyle w:val="16"/>
-        <w:numPr>
-          <w:ilvl w:val="0"/>
-          <w:numId w:val="1"/>
-        </w:numPr>
-        <w:spacing w:after="80"/>
-      </w:pPr>
-      <w:r>
-        <w:t>Rescheduled — customer wants to reschedule their install</w:t>
+        <w:t>Log text with one of these results to escalate from Junior Sales:</w:t>
+      </w:r>
+    </w:p>
+    <w:p>
+      <w:pPr>
+        <w:pStyle w:val="16"/>
+        <w:numPr>
+          <w:ilvl w:val="0"/>
+          <w:numId w:val="1"/>
+        </w:numPr>
+        <w:spacing w:after="80"/>
+      </w:pPr>
+      <w:r>
+        <w:t xml:space="preserve">Call Requested </w:t>
+      </w:r>
+      <w:r>
+        <w:rPr>
+          <w:lang w:val="en-US"/>
+        </w:rPr>
+        <w:t>-</w:t>
+      </w:r>
+      <w:r>
+        <w:t xml:space="preserve"> customer wants a phone call</w:t>
+      </w:r>
+    </w:p>
+    <w:p>
+      <w:pPr>
+        <w:pStyle w:val="16"/>
+        <w:numPr>
+          <w:ilvl w:val="0"/>
+          <w:numId w:val="1"/>
+        </w:numPr>
+        <w:spacing w:after="80"/>
+      </w:pPr>
+      <w:r>
+        <w:t xml:space="preserve">Reschedule by Phone </w:t>
+      </w:r>
+      <w:r>
+        <w:rPr>
+          <w:lang w:val="en-US"/>
+        </w:rPr>
+        <w:t>-</w:t>
+      </w:r>
+      <w:r>
+        <w:t xml:space="preserve"> customer needs a call to reschedule</w:t>
+      </w:r>
+    </w:p>
+    <w:p>
+      <w:pPr>
+        <w:pStyle w:val="16"/>
+        <w:numPr>
+          <w:ilvl w:val="0"/>
+          <w:numId w:val="1"/>
+        </w:numPr>
+        <w:spacing w:after="80"/>
+      </w:pPr>
+      <w:r>
+        <w:t xml:space="preserve">ISP Complaint </w:t>
+      </w:r>
+      <w:r>
+        <w:rPr>
+          <w:lang w:val="en-US"/>
+        </w:rPr>
+        <w:t>-</w:t>
+      </w:r>
+      <w:r>
+        <w:t xml:space="preserve"> creates a management alert and escalates</w:t>
+      </w:r>
+    </w:p>
+    <w:p>
+      <w:pPr>
+        <w:pStyle w:val="16"/>
+        <w:numPr>
+          <w:ilvl w:val="0"/>
+          <w:numId w:val="1"/>
+        </w:numPr>
+        <w:spacing w:after="80"/>
+      </w:pPr>
+      <w:r>
+        <w:t xml:space="preserve">Price Approval Needed </w:t>
+      </w:r>
+      <w:r>
+        <w:rPr>
+          <w:lang w:val="en-US"/>
+        </w:rPr>
+        <w:t>-</w:t>
+      </w:r>
+      <w:r>
+        <w:t xml:space="preserve"> creates a management alert and escalates</w:t>
+      </w:r>
+    </w:p>
+    <w:p>
+      <w:pPr>
+        <w:spacing w:after="120"/>
+      </w:pPr>
+      <w:r>
+        <w:t xml:space="preserve">Simple Reschedule (customer confirmed a new date by text) stays on Junior Sales </w:t>
+      </w:r>
+      <w:r>
+        <w:rPr>
+          <w:lang w:val="en-US"/>
+        </w:rPr>
+        <w:t>-</w:t>
+      </w:r>
+      <w:r>
+        <w:t xml:space="preserve"> it does not escalate.</w:t>
       </w:r>
     </w:p>
     <w:p>
@@ -2113,7 +2408,16 @@
         <w:spacing w:after="200"/>
       </w:pPr>
       <w:r>
-        <w:t>8.4 No Reply — Automatic Recycle Hold</w:t>
+        <w:t xml:space="preserve">8.4 No Reply </w:t>
+      </w:r>
+      <w:r>
+        <w:rPr>
+          <w:lang w:val="en-US"/>
+        </w:rPr>
+        <w:t>-</w:t>
+      </w:r>
+      <w:r>
+        <w:t xml:space="preserve"> Automatic Recycle Hold</w:t>
       </w:r>
     </w:p>
     <w:p>
@@ -2121,7 +2425,7 @@
         <w:spacing w:after="120"/>
       </w:pPr>
       <w:r>
-        <w:t>After 3 call attempts with no returned call, the system automatically moves the customer to the recycle basket. No manual button is required.</w:t>
+        <w:t>After 3 text attempts logged as No Text Reply, the system automatically moves the customer to the recycle basket. No manual button is required.</w:t>
       </w:r>
     </w:p>
     <w:p>
@@ -2194,20 +2498,47 @@
         <w:spacing w:after="80"/>
       </w:pPr>
       <w:r>
-        <w:t>Disappears from Junior Sales view — only managers see them on No Reply — Recycle</w:t>
-      </w:r>
-    </w:p>
-    <w:p>
-      <w:pPr>
-        <w:pStyle w:val="16"/>
-        <w:numPr>
-          <w:ilvl w:val="0"/>
-          <w:numId w:val="1"/>
-        </w:numPr>
-        <w:spacing w:after="80"/>
-      </w:pPr>
-      <w:r>
-        <w:t>Stays as the same record — not copied</w:t>
+        <w:t xml:space="preserve">Disappears from Junior Sales view </w:t>
+      </w:r>
+      <w:r>
+        <w:rPr>
+          <w:lang w:val="en-US"/>
+        </w:rPr>
+        <w:t>-</w:t>
+      </w:r>
+      <w:r>
+        <w:t xml:space="preserve"> only managers see them on No Reply </w:t>
+      </w:r>
+      <w:r>
+        <w:rPr>
+          <w:lang w:val="en-US"/>
+        </w:rPr>
+        <w:t>-</w:t>
+      </w:r>
+      <w:r>
+        <w:t xml:space="preserve"> Recycle</w:t>
+      </w:r>
+    </w:p>
+    <w:p>
+      <w:pPr>
+        <w:pStyle w:val="16"/>
+        <w:numPr>
+          <w:ilvl w:val="0"/>
+          <w:numId w:val="1"/>
+        </w:numPr>
+        <w:spacing w:after="80"/>
+      </w:pPr>
+      <w:r>
+        <w:t xml:space="preserve">Stays as the same record </w:t>
+      </w:r>
+      <w:r>
+        <w:rPr>
+          <w:lang w:val="en-US"/>
+        </w:rPr>
+        <w:t>-</w:t>
+      </w:r>
+      <w:r>
+        <w:t xml:space="preserve"> not copied</w:t>
       </w:r>
     </w:p>
     <w:p>
@@ -2331,20 +2662,38 @@
         <w:spacing w:after="80"/>
       </w:pPr>
       <w:r>
-        <w:t>On the Senior Sales Team table — use the Assigned To dropdown in each row</w:t>
-      </w:r>
-    </w:p>
-    <w:p>
-      <w:pPr>
-        <w:pStyle w:val="16"/>
-        <w:numPr>
-          <w:ilvl w:val="0"/>
-          <w:numId w:val="2"/>
-        </w:numPr>
-        <w:spacing w:after="80"/>
-      </w:pPr>
-      <w:r>
-        <w:t>On Customer Detail — use the Assigned Senior Sales Rep dropdown in Actions</w:t>
+        <w:t xml:space="preserve">On the Senior Sales Team table </w:t>
+      </w:r>
+      <w:r>
+        <w:rPr>
+          <w:lang w:val="en-US"/>
+        </w:rPr>
+        <w:t>-</w:t>
+      </w:r>
+      <w:r>
+        <w:t xml:space="preserve"> use the Assigned To dropdown in each row</w:t>
+      </w:r>
+    </w:p>
+    <w:p>
+      <w:pPr>
+        <w:pStyle w:val="16"/>
+        <w:numPr>
+          <w:ilvl w:val="0"/>
+          <w:numId w:val="2"/>
+        </w:numPr>
+        <w:spacing w:after="80"/>
+      </w:pPr>
+      <w:r>
+        <w:t xml:space="preserve">On Customer Detail </w:t>
+      </w:r>
+      <w:r>
+        <w:rPr>
+          <w:lang w:val="en-US"/>
+        </w:rPr>
+        <w:t>-</w:t>
+      </w:r>
+      <w:r>
+        <w:t xml:space="preserve"> use the Assigned Senior Sales Rep dropdown in Actions</w:t>
       </w:r>
     </w:p>
     <w:p>
@@ -2400,7 +2749,16 @@
         <w:spacing w:after="80"/>
       </w:pPr>
       <w:r>
-        <w:t>Select a result — Callback Requested, Rescheduled, New Account Created, Not Interested, etc.</w:t>
+        <w:t xml:space="preserve">Select a result </w:t>
+      </w:r>
+      <w:r>
+        <w:rPr>
+          <w:lang w:val="en-US"/>
+        </w:rPr>
+        <w:t>-</w:t>
+      </w:r>
+      <w:r>
+        <w:t xml:space="preserve"> Callback Requested, Rescheduled, New Account Created, Not Interested, etc.</w:t>
       </w:r>
     </w:p>
     <w:p>
@@ -2443,7 +2801,16 @@
         <w:spacing w:after="200"/>
       </w:pPr>
       <w:r>
-        <w:t>10. No Reply — Recycle Workflow</w:t>
+        <w:t xml:space="preserve">10. No Reply </w:t>
+      </w:r>
+      <w:r>
+        <w:rPr>
+          <w:lang w:val="en-US"/>
+        </w:rPr>
+        <w:t>-</w:t>
+      </w:r>
+      <w:r>
+        <w:t xml:space="preserve"> Recycle Workflow</w:t>
       </w:r>
     </w:p>
     <w:p>
@@ -2459,7 +2826,16 @@
         <w:spacing w:after="120"/>
       </w:pPr>
       <w:r>
-        <w:t>Where: No Reply — Recycle page</w:t>
+        <w:t xml:space="preserve">Where: No Reply </w:t>
+      </w:r>
+      <w:r>
+        <w:rPr>
+          <w:lang w:val="en-US"/>
+        </w:rPr>
+        <w:t>-</w:t>
+      </w:r>
+      <w:r>
+        <w:t xml:space="preserve"> Recycle page</w:t>
       </w:r>
     </w:p>
     <w:p>
@@ -2550,7 +2926,16 @@
         <w:spacing w:after="80"/>
       </w:pPr>
       <w:r>
-        <w:t>Open the customer from No Reply — Recycle (or Customer Detail)</w:t>
+        <w:t xml:space="preserve">Open the customer from No Reply </w:t>
+      </w:r>
+      <w:r>
+        <w:rPr>
+          <w:lang w:val="en-US"/>
+        </w:rPr>
+        <w:t>-</w:t>
+      </w:r>
+      <w:r>
+        <w:t xml:space="preserve"> Recycle (or Customer Detail)</w:t>
       </w:r>
     </w:p>
     <w:p>
@@ -2661,7 +3046,16 @@
         <w:spacing w:after="120"/>
       </w:pPr>
       <w:r>
-        <w:t>Left side — information panels:</w:t>
+        <w:t xml:space="preserve">Left side </w:t>
+      </w:r>
+      <w:r>
+        <w:rPr>
+          <w:lang w:val="en-US"/>
+        </w:rPr>
+        <w:t>-</w:t>
+      </w:r>
+      <w:r>
+        <w:t xml:space="preserve"> information panels:</w:t>
       </w:r>
     </w:p>
     <w:p>
@@ -2687,7 +3081,16 @@
         <w:spacing w:after="80"/>
       </w:pPr>
       <w:r>
-        <w:t>Workflow Status (team, assigned agent, stage, alerts, outcome)</w:t>
+        <w:t xml:space="preserve">Workflow Status (team, assigned agent, stage, alerts, outcome </w:t>
+      </w:r>
+      <w:r>
+        <w:rPr>
+          <w:lang w:val="en-US"/>
+        </w:rPr>
+        <w:t>-</w:t>
+      </w:r>
+      <w:r>
+        <w:t xml:space="preserve"> team and stage are read-only chips set by the workflow)</w:t>
       </w:r>
     </w:p>
     <w:p>
@@ -2734,20 +3137,38 @@
         <w:spacing w:after="120"/>
       </w:pPr>
       <w:r>
-        <w:t>Right side — Actions panel:</w:t>
-      </w:r>
-    </w:p>
-    <w:p>
-      <w:pPr>
-        <w:pStyle w:val="16"/>
-        <w:numPr>
-          <w:ilvl w:val="0"/>
-          <w:numId w:val="1"/>
-        </w:numPr>
-        <w:spacing w:after="80"/>
-      </w:pPr>
-      <w:r>
-        <w:t>Log Call</w:t>
+        <w:t xml:space="preserve">Right side </w:t>
+      </w:r>
+      <w:r>
+        <w:rPr>
+          <w:lang w:val="en-US"/>
+        </w:rPr>
+        <w:t>-</w:t>
+      </w:r>
+      <w:r>
+        <w:t xml:space="preserve"> Actions panel:</w:t>
+      </w:r>
+    </w:p>
+    <w:p>
+      <w:pPr>
+        <w:pStyle w:val="16"/>
+        <w:numPr>
+          <w:ilvl w:val="0"/>
+          <w:numId w:val="1"/>
+        </w:numPr>
+        <w:spacing w:after="80"/>
+      </w:pPr>
+      <w:r>
+        <w:t xml:space="preserve">Log Text (Junior Sales leads) or Log Call (Senior Sales leads) </w:t>
+      </w:r>
+      <w:r>
+        <w:rPr>
+          <w:lang w:val="en-US"/>
+        </w:rPr>
+        <w:t>-</w:t>
+      </w:r>
+      <w:r>
+        <w:t xml:space="preserve"> managers can log on any lead</w:t>
       </w:r>
     </w:p>
     <w:p>
@@ -2786,46 +3207,28 @@
         <w:spacing w:after="80"/>
       </w:pPr>
       <w:r>
-        <w:t>Assigned Senior Sales Rep (managers, on Senior Sales leads)</w:t>
-      </w:r>
-    </w:p>
-    <w:p>
-      <w:pPr>
-        <w:pStyle w:val="16"/>
-        <w:numPr>
-          <w:ilvl w:val="0"/>
-          <w:numId w:val="1"/>
-        </w:numPr>
-        <w:spacing w:after="80"/>
-      </w:pPr>
-      <w:r>
-        <w:t>Manual field updates: team, stage, transfer status, alerts, outcome</w:t>
-      </w:r>
-    </w:p>
-    <w:p>
-      <w:pPr>
-        <w:pStyle w:val="16"/>
-        <w:numPr>
-          <w:ilvl w:val="0"/>
-          <w:numId w:val="1"/>
-        </w:numPr>
-        <w:spacing w:after="80"/>
-      </w:pPr>
-      <w:r>
-        <w:t>Follow-up date</w:t>
-      </w:r>
-    </w:p>
-    <w:p>
-      <w:pPr>
-        <w:pStyle w:val="16"/>
-        <w:numPr>
-          <w:ilvl w:val="0"/>
-          <w:numId w:val="1"/>
-        </w:numPr>
-        <w:spacing w:after="80"/>
-      </w:pPr>
-      <w:r>
-        <w:t>Add Note</w:t>
+        <w:t>Assigned Senior Sales Rep dropdown (managers, on Senior Sales leads only)</w:t>
+      </w:r>
+    </w:p>
+    <w:p>
+      <w:pPr>
+        <w:pStyle w:val="16"/>
+        <w:numPr>
+          <w:ilvl w:val="0"/>
+          <w:numId w:val="1"/>
+        </w:numPr>
+        <w:spacing w:after="80"/>
+      </w:pPr>
+      <w:r>
+        <w:t>Follow-up date and notes</w:t>
+      </w:r>
+    </w:p>
+    <w:p>
+      <w:pPr>
+        <w:spacing w:after="120"/>
+      </w:pPr>
+      <w:r>
+        <w:t>To finish a lead, log a terminal result: New Account Created (solved), or Not Interested / Wrong Number / Do Not Call (closed). There is no separate Finish button.</w:t>
       </w:r>
     </w:p>
     <w:p>
@@ -2944,33 +3347,23 @@
         <w:spacing w:after="80"/>
       </w:pPr>
       <w:r>
-        <w:t>For price requests: Approve or Deny</w:t>
-      </w:r>
-    </w:p>
-    <w:p>
-      <w:pPr>
-        <w:pStyle w:val="16"/>
-        <w:numPr>
-          <w:ilvl w:val="0"/>
-          <w:numId w:val="2"/>
-        </w:numPr>
-        <w:spacing w:after="80"/>
-      </w:pPr>
-      <w:r>
-        <w:t>Notify the sales agent of the decision</w:t>
-      </w:r>
-    </w:p>
-    <w:p>
-      <w:pPr>
-        <w:pStyle w:val="16"/>
-        <w:numPr>
-          <w:ilvl w:val="0"/>
-          <w:numId w:val="2"/>
-        </w:numPr>
-        <w:spacing w:after="80"/>
-      </w:pPr>
-      <w:r>
-        <w:t>Agent calls the customer back to close or explain</w:t>
+        <w:t>For price requests: Approve or Deny, then mark Resolved</w:t>
+      </w:r>
+    </w:p>
+    <w:p>
+      <w:pPr>
+        <w:spacing w:after="120"/>
+      </w:pPr>
+      <w:r>
+        <w:t>Resolving an alert only closes the management task (complaint handled, price approved/denied). It does not finish the sales lead.</w:t>
+      </w:r>
+    </w:p>
+    <w:p>
+      <w:pPr>
+        <w:spacing w:after="120"/>
+      </w:pPr>
+      <w:r>
+        <w:t>After the alert is resolved, the manager or assigned senior rep must open the customer and Log Call with a terminal result (New Account Created, Not Interested, etc.) to finish the lead.</w:t>
       </w:r>
     </w:p>
     <w:p>
@@ -3132,7 +3525,16 @@
         <w:spacing w:after="80"/>
       </w:pPr>
       <w:r>
-        <w:t>Team is set automatically from role — Junior Sales → Junior Sales Team; Senior Sales → Senior Sales Team</w:t>
+        <w:t xml:space="preserve">Team is set automatically from role </w:t>
+      </w:r>
+      <w:r>
+        <w:rPr>
+          <w:lang w:val="en-US"/>
+        </w:rPr>
+        <w:t>-</w:t>
+      </w:r>
+      <w:r>
+        <w:t xml:space="preserve"> Junior Sales → Junior Sales Team; Senior Sales → Senior Sales Team</w:t>
       </w:r>
     </w:p>
     <w:p>
@@ -3218,7 +3620,7 @@
         <w:spacing w:after="200"/>
       </w:pPr>
       <w:r>
-        <w:t>16. Call Results Reference</w:t>
+        <w:t>16. Junior Text Results (Junior Sales Team)</w:t>
       </w:r>
     </w:p>
     <w:tbl>
@@ -3243,8 +3645,8 @@
         </w:tblCellMar>
       </w:tblPr>
       <w:tblGrid>
-        <w:gridCol w:w="2059"/>
-        <w:gridCol w:w="6987"/>
+        <w:gridCol w:w="2378"/>
+        <w:gridCol w:w="6668"/>
       </w:tblGrid>
       <w:tr>
         <w:tblPrEx>
@@ -3270,7 +3672,7 @@
                 <w:b/>
                 <w:bCs/>
               </w:rPr>
-              <w:t>Call Result</w:t>
+              <w:t>Text Result</w:t>
             </w:r>
           </w:p>
         </w:tc>
@@ -3306,14 +3708,23 @@
         <w:tc>
           <w:p>
             <w:r>
-              <w:t>No Answer</w:t>
-            </w:r>
-          </w:p>
-        </w:tc>
-        <w:tc>
-          <w:p>
-            <w:r>
-              <w:t>Phone rang, nobody picked up</w:t>
+              <w:t>No Text Reply</w:t>
+            </w:r>
+          </w:p>
+        </w:tc>
+        <w:tc>
+          <w:p>
+            <w:r>
+              <w:t xml:space="preserve">No response to text </w:t>
+            </w:r>
+            <w:r>
+              <w:rPr>
+                <w:lang w:val="en-US"/>
+              </w:rPr>
+              <w:t>-</w:t>
+            </w:r>
+            <w:r>
+              <w:t xml:space="preserve"> counts as attempt; 3x triggers Recycle Hold</w:t>
             </w:r>
           </w:p>
         </w:tc>
@@ -3338,14 +3749,23 @@
         <w:tc>
           <w:p>
             <w:r>
-              <w:t>Left Voicemail</w:t>
-            </w:r>
-          </w:p>
-        </w:tc>
-        <w:tc>
-          <w:p>
-            <w:r>
-              <w:t>You left a voicemail message</w:t>
+              <w:t>Simple Reschedule</w:t>
+            </w:r>
+          </w:p>
+        </w:tc>
+        <w:tc>
+          <w:p>
+            <w:r>
+              <w:t xml:space="preserve">Customer confirmed new date by text </w:t>
+            </w:r>
+            <w:r>
+              <w:rPr>
+                <w:lang w:val="en-US"/>
+              </w:rPr>
+              <w:t>-</w:t>
+            </w:r>
+            <w:r>
+              <w:t xml:space="preserve"> stays on Junior Sales</w:t>
             </w:r>
           </w:p>
         </w:tc>
@@ -3370,14 +3790,23 @@
         <w:tc>
           <w:p>
             <w:r>
-              <w:t>Customer Answered</w:t>
-            </w:r>
-          </w:p>
-        </w:tc>
-        <w:tc>
-          <w:p>
-            <w:r>
-              <w:t>Spoke with the customer (general)</w:t>
+              <w:t>Call Requested</w:t>
+            </w:r>
+          </w:p>
+        </w:tc>
+        <w:tc>
+          <w:p>
+            <w:r>
+              <w:t xml:space="preserve">Customer wants a phone call </w:t>
+            </w:r>
+            <w:r>
+              <w:rPr>
+                <w:lang w:val="en-US"/>
+              </w:rPr>
+              <w:t>-</w:t>
+            </w:r>
+            <w:r>
+              <w:t xml:space="preserve"> escalates to Senior Sales</w:t>
             </w:r>
           </w:p>
         </w:tc>
@@ -3402,14 +3831,23 @@
         <w:tc>
           <w:p>
             <w:r>
-              <w:t>Callback Requested</w:t>
-            </w:r>
-          </w:p>
-        </w:tc>
-        <w:tc>
-          <w:p>
-            <w:r>
-              <w:t>Customer asked to be called back later — escalates from Junior to Senior Sales</w:t>
+              <w:t>Reschedule by Phone</w:t>
+            </w:r>
+          </w:p>
+        </w:tc>
+        <w:tc>
+          <w:p>
+            <w:r>
+              <w:t xml:space="preserve">Customer needs a call to reschedule </w:t>
+            </w:r>
+            <w:r>
+              <w:rPr>
+                <w:lang w:val="en-US"/>
+              </w:rPr>
+              <w:t>-</w:t>
+            </w:r>
+            <w:r>
+              <w:t xml:space="preserve"> escalates to Senior Sales</w:t>
             </w:r>
           </w:p>
         </w:tc>
@@ -3434,14 +3872,23 @@
         <w:tc>
           <w:p>
             <w:r>
-              <w:t>Rescheduled</w:t>
-            </w:r>
-          </w:p>
-        </w:tc>
-        <w:tc>
-          <w:p>
-            <w:r>
-              <w:t>Install appointment rescheduled — escalates from Junior to Senior Sales</w:t>
+              <w:t>ISP Complaint</w:t>
+            </w:r>
+          </w:p>
+        </w:tc>
+        <w:tc>
+          <w:p>
+            <w:r>
+              <w:t xml:space="preserve">Customer has ISP issue </w:t>
+            </w:r>
+            <w:r>
+              <w:rPr>
+                <w:lang w:val="en-US"/>
+              </w:rPr>
+              <w:t>-</w:t>
+            </w:r>
+            <w:r>
+              <w:t xml:space="preserve"> alert + escalates to Senior Sales</w:t>
             </w:r>
           </w:p>
         </w:tc>
@@ -3466,14 +3913,23 @@
         <w:tc>
           <w:p>
             <w:r>
-              <w:t>New Account Created</w:t>
-            </w:r>
-          </w:p>
-        </w:tc>
-        <w:tc>
-          <w:p>
-            <w:r>
-              <w:t>Customer signed up for a new account</w:t>
+              <w:t>Price Approval Needed</w:t>
+            </w:r>
+          </w:p>
+        </w:tc>
+        <w:tc>
+          <w:p>
+            <w:r>
+              <w:t xml:space="preserve">Customer wants better price </w:t>
+            </w:r>
+            <w:r>
+              <w:rPr>
+                <w:lang w:val="en-US"/>
+              </w:rPr>
+              <w:t>-</w:t>
+            </w:r>
+            <w:r>
+              <w:t xml:space="preserve"> alert + escalates to Senior Sales</w:t>
             </w:r>
           </w:p>
         </w:tc>
@@ -3505,7 +3961,16 @@
         <w:tc>
           <w:p>
             <w:r>
-              <w:t>Customer declined — close the lead</w:t>
+              <w:t xml:space="preserve">Customer declined </w:t>
+            </w:r>
+            <w:r>
+              <w:rPr>
+                <w:lang w:val="en-US"/>
+              </w:rPr>
+              <w:t>-</w:t>
+            </w:r>
+            <w:r>
+              <w:t xml:space="preserve"> closes the lead</w:t>
             </w:r>
           </w:p>
         </w:tc>
@@ -3537,7 +4002,16 @@
         <w:tc>
           <w:p>
             <w:r>
-              <w:t>Phone number is incorrect</w:t>
+              <w:t xml:space="preserve">Phone number is incorrect </w:t>
+            </w:r>
+            <w:r>
+              <w:rPr>
+                <w:lang w:val="en-US"/>
+              </w:rPr>
+              <w:t>-</w:t>
+            </w:r>
+            <w:r>
+              <w:t xml:space="preserve"> closes the lead</w:t>
             </w:r>
           </w:p>
         </w:tc>
@@ -3569,7 +4043,96 @@
         <w:tc>
           <w:p>
             <w:r>
-              <w:t>Customer requested no further contact</w:t>
+              <w:t xml:space="preserve">Customer requested no contact </w:t>
+            </w:r>
+            <w:r>
+              <w:rPr>
+                <w:lang w:val="en-US"/>
+              </w:rPr>
+              <w:t>-</w:t>
+            </w:r>
+            <w:r>
+              <w:t xml:space="preserve"> closes the lead</w:t>
+            </w:r>
+          </w:p>
+        </w:tc>
+      </w:tr>
+    </w:tbl>
+    <w:p>
+      <w:pPr>
+        <w:spacing w:after="200"/>
+      </w:pPr>
+    </w:p>
+    <w:p>
+      <w:pPr>
+        <w:pStyle w:val="3"/>
+        <w:spacing w:after="200"/>
+      </w:pPr>
+      <w:r>
+        <w:t>17. Senior Call Results (Senior Sales Team)</w:t>
+      </w:r>
+    </w:p>
+    <w:tbl>
+      <w:tblPr>
+        <w:tblStyle w:val="9"/>
+        <w:tblW w:w="5000" w:type="pct"/>
+        <w:tblInd w:w="0" w:type="dxa"/>
+        <w:tblBorders>
+          <w:top w:val="single" w:color="auto" w:sz="4" w:space="0"/>
+          <w:left w:val="single" w:color="auto" w:sz="4" w:space="0"/>
+          <w:bottom w:val="single" w:color="auto" w:sz="4" w:space="0"/>
+          <w:right w:val="single" w:color="auto" w:sz="4" w:space="0"/>
+          <w:insideH w:val="single" w:color="auto" w:sz="4" w:space="0"/>
+          <w:insideV w:val="single" w:color="auto" w:sz="4" w:space="0"/>
+        </w:tblBorders>
+        <w:tblLayout w:type="autofit"/>
+        <w:tblCellMar>
+          <w:top w:w="0" w:type="dxa"/>
+          <w:left w:w="10" w:type="dxa"/>
+          <w:bottom w:w="0" w:type="dxa"/>
+          <w:right w:w="10" w:type="dxa"/>
+        </w:tblCellMar>
+      </w:tblPr>
+      <w:tblGrid>
+        <w:gridCol w:w="2641"/>
+        <w:gridCol w:w="6405"/>
+      </w:tblGrid>
+      <w:tr>
+        <w:tblPrEx>
+          <w:tblBorders>
+            <w:top w:val="single" w:color="auto" w:sz="4" w:space="0"/>
+            <w:left w:val="single" w:color="auto" w:sz="4" w:space="0"/>
+            <w:bottom w:val="single" w:color="auto" w:sz="4" w:space="0"/>
+            <w:right w:val="single" w:color="auto" w:sz="4" w:space="0"/>
+            <w:insideH w:val="single" w:color="auto" w:sz="4" w:space="0"/>
+            <w:insideV w:val="single" w:color="auto" w:sz="4" w:space="0"/>
+          </w:tblBorders>
+          <w:tblCellMar>
+            <w:top w:w="0" w:type="dxa"/>
+            <w:left w:w="10" w:type="dxa"/>
+            <w:bottom w:w="0" w:type="dxa"/>
+            <w:right w:w="10" w:type="dxa"/>
+          </w:tblCellMar>
+        </w:tblPrEx>
+        <w:tc>
+          <w:p>
+            <w:r>
+              <w:rPr>
+                <w:b/>
+                <w:bCs/>
+              </w:rPr>
+              <w:t>Call Result</w:t>
+            </w:r>
+          </w:p>
+        </w:tc>
+        <w:tc>
+          <w:p>
+            <w:r>
+              <w:rPr>
+                <w:b/>
+                <w:bCs/>
+              </w:rPr>
+              <w:t>When to Use</w:t>
             </w:r>
           </w:p>
         </w:tc>
@@ -3594,14 +4157,14 @@
         <w:tc>
           <w:p>
             <w:r>
-              <w:t>ISP Complaint</w:t>
-            </w:r>
-          </w:p>
-        </w:tc>
-        <w:tc>
-          <w:p>
-            <w:r>
-              <w:t>Customer has an issue with the ISP — creates alert</w:t>
+              <w:t>No Answer</w:t>
+            </w:r>
+          </w:p>
+        </w:tc>
+        <w:tc>
+          <w:p>
+            <w:r>
+              <w:t>Phone rang, nobody picked up</w:t>
             </w:r>
           </w:p>
         </w:tc>
@@ -3626,6 +4189,339 @@
         <w:tc>
           <w:p>
             <w:r>
+              <w:t>Left Voicemail</w:t>
+            </w:r>
+          </w:p>
+        </w:tc>
+        <w:tc>
+          <w:p>
+            <w:r>
+              <w:t>You left a voicemail message</w:t>
+            </w:r>
+          </w:p>
+        </w:tc>
+      </w:tr>
+      <w:tr>
+        <w:tblPrEx>
+          <w:tblBorders>
+            <w:top w:val="single" w:color="auto" w:sz="4" w:space="0"/>
+            <w:left w:val="single" w:color="auto" w:sz="4" w:space="0"/>
+            <w:bottom w:val="single" w:color="auto" w:sz="4" w:space="0"/>
+            <w:right w:val="single" w:color="auto" w:sz="4" w:space="0"/>
+            <w:insideH w:val="single" w:color="auto" w:sz="4" w:space="0"/>
+            <w:insideV w:val="single" w:color="auto" w:sz="4" w:space="0"/>
+          </w:tblBorders>
+          <w:tblCellMar>
+            <w:top w:w="0" w:type="dxa"/>
+            <w:left w:w="10" w:type="dxa"/>
+            <w:bottom w:w="0" w:type="dxa"/>
+            <w:right w:w="10" w:type="dxa"/>
+          </w:tblCellMar>
+        </w:tblPrEx>
+        <w:tc>
+          <w:p>
+            <w:r>
+              <w:t>Customer Answered</w:t>
+            </w:r>
+          </w:p>
+        </w:tc>
+        <w:tc>
+          <w:p>
+            <w:r>
+              <w:t>Spoke with the customer (general)</w:t>
+            </w:r>
+          </w:p>
+        </w:tc>
+      </w:tr>
+      <w:tr>
+        <w:tblPrEx>
+          <w:tblBorders>
+            <w:top w:val="single" w:color="auto" w:sz="4" w:space="0"/>
+            <w:left w:val="single" w:color="auto" w:sz="4" w:space="0"/>
+            <w:bottom w:val="single" w:color="auto" w:sz="4" w:space="0"/>
+            <w:right w:val="single" w:color="auto" w:sz="4" w:space="0"/>
+            <w:insideH w:val="single" w:color="auto" w:sz="4" w:space="0"/>
+            <w:insideV w:val="single" w:color="auto" w:sz="4" w:space="0"/>
+          </w:tblBorders>
+          <w:tblCellMar>
+            <w:top w:w="0" w:type="dxa"/>
+            <w:left w:w="10" w:type="dxa"/>
+            <w:bottom w:w="0" w:type="dxa"/>
+            <w:right w:w="10" w:type="dxa"/>
+          </w:tblCellMar>
+        </w:tblPrEx>
+        <w:tc>
+          <w:p>
+            <w:r>
+              <w:t>Callback Requested</w:t>
+            </w:r>
+          </w:p>
+        </w:tc>
+        <w:tc>
+          <w:p>
+            <w:r>
+              <w:t>Customer asked to be called back later</w:t>
+            </w:r>
+          </w:p>
+        </w:tc>
+      </w:tr>
+      <w:tr>
+        <w:tblPrEx>
+          <w:tblBorders>
+            <w:top w:val="single" w:color="auto" w:sz="4" w:space="0"/>
+            <w:left w:val="single" w:color="auto" w:sz="4" w:space="0"/>
+            <w:bottom w:val="single" w:color="auto" w:sz="4" w:space="0"/>
+            <w:right w:val="single" w:color="auto" w:sz="4" w:space="0"/>
+            <w:insideH w:val="single" w:color="auto" w:sz="4" w:space="0"/>
+            <w:insideV w:val="single" w:color="auto" w:sz="4" w:space="0"/>
+          </w:tblBorders>
+          <w:tblCellMar>
+            <w:top w:w="0" w:type="dxa"/>
+            <w:left w:w="10" w:type="dxa"/>
+            <w:bottom w:w="0" w:type="dxa"/>
+            <w:right w:w="10" w:type="dxa"/>
+          </w:tblCellMar>
+        </w:tblPrEx>
+        <w:tc>
+          <w:p>
+            <w:r>
+              <w:t>Rescheduled</w:t>
+            </w:r>
+          </w:p>
+        </w:tc>
+        <w:tc>
+          <w:p>
+            <w:r>
+              <w:t>Install appointment rescheduled</w:t>
+            </w:r>
+          </w:p>
+        </w:tc>
+      </w:tr>
+      <w:tr>
+        <w:tblPrEx>
+          <w:tblBorders>
+            <w:top w:val="single" w:color="auto" w:sz="4" w:space="0"/>
+            <w:left w:val="single" w:color="auto" w:sz="4" w:space="0"/>
+            <w:bottom w:val="single" w:color="auto" w:sz="4" w:space="0"/>
+            <w:right w:val="single" w:color="auto" w:sz="4" w:space="0"/>
+            <w:insideH w:val="single" w:color="auto" w:sz="4" w:space="0"/>
+            <w:insideV w:val="single" w:color="auto" w:sz="4" w:space="0"/>
+          </w:tblBorders>
+          <w:tblCellMar>
+            <w:top w:w="0" w:type="dxa"/>
+            <w:left w:w="10" w:type="dxa"/>
+            <w:bottom w:w="0" w:type="dxa"/>
+            <w:right w:w="10" w:type="dxa"/>
+          </w:tblCellMar>
+        </w:tblPrEx>
+        <w:tc>
+          <w:p>
+            <w:r>
+              <w:t>New Account Created</w:t>
+            </w:r>
+          </w:p>
+        </w:tc>
+        <w:tc>
+          <w:p>
+            <w:r>
+              <w:t xml:space="preserve">Customer signed up </w:t>
+            </w:r>
+            <w:r>
+              <w:rPr>
+                <w:lang w:val="en-US"/>
+              </w:rPr>
+              <w:t>-</w:t>
+            </w:r>
+            <w:r>
+              <w:t xml:space="preserve"> lead solved</w:t>
+            </w:r>
+          </w:p>
+        </w:tc>
+      </w:tr>
+      <w:tr>
+        <w:tblPrEx>
+          <w:tblBorders>
+            <w:top w:val="single" w:color="auto" w:sz="4" w:space="0"/>
+            <w:left w:val="single" w:color="auto" w:sz="4" w:space="0"/>
+            <w:bottom w:val="single" w:color="auto" w:sz="4" w:space="0"/>
+            <w:right w:val="single" w:color="auto" w:sz="4" w:space="0"/>
+            <w:insideH w:val="single" w:color="auto" w:sz="4" w:space="0"/>
+            <w:insideV w:val="single" w:color="auto" w:sz="4" w:space="0"/>
+          </w:tblBorders>
+          <w:tblCellMar>
+            <w:top w:w="0" w:type="dxa"/>
+            <w:left w:w="10" w:type="dxa"/>
+            <w:bottom w:w="0" w:type="dxa"/>
+            <w:right w:w="10" w:type="dxa"/>
+          </w:tblCellMar>
+        </w:tblPrEx>
+        <w:tc>
+          <w:p>
+            <w:r>
+              <w:t>Not Interested</w:t>
+            </w:r>
+          </w:p>
+        </w:tc>
+        <w:tc>
+          <w:p>
+            <w:r>
+              <w:t xml:space="preserve">Customer declined </w:t>
+            </w:r>
+            <w:r>
+              <w:rPr>
+                <w:lang w:val="en-US"/>
+              </w:rPr>
+              <w:t>-</w:t>
+            </w:r>
+            <w:r>
+              <w:t xml:space="preserve"> closes the lead</w:t>
+            </w:r>
+          </w:p>
+        </w:tc>
+      </w:tr>
+      <w:tr>
+        <w:tblPrEx>
+          <w:tblBorders>
+            <w:top w:val="single" w:color="auto" w:sz="4" w:space="0"/>
+            <w:left w:val="single" w:color="auto" w:sz="4" w:space="0"/>
+            <w:bottom w:val="single" w:color="auto" w:sz="4" w:space="0"/>
+            <w:right w:val="single" w:color="auto" w:sz="4" w:space="0"/>
+            <w:insideH w:val="single" w:color="auto" w:sz="4" w:space="0"/>
+            <w:insideV w:val="single" w:color="auto" w:sz="4" w:space="0"/>
+          </w:tblBorders>
+          <w:tblCellMar>
+            <w:top w:w="0" w:type="dxa"/>
+            <w:left w:w="10" w:type="dxa"/>
+            <w:bottom w:w="0" w:type="dxa"/>
+            <w:right w:w="10" w:type="dxa"/>
+          </w:tblCellMar>
+        </w:tblPrEx>
+        <w:tc>
+          <w:p>
+            <w:r>
+              <w:t>Wrong Number</w:t>
+            </w:r>
+          </w:p>
+        </w:tc>
+        <w:tc>
+          <w:p>
+            <w:r>
+              <w:t xml:space="preserve">Phone number is incorrect </w:t>
+            </w:r>
+            <w:r>
+              <w:rPr>
+                <w:lang w:val="en-US"/>
+              </w:rPr>
+              <w:t>-</w:t>
+            </w:r>
+            <w:r>
+              <w:t xml:space="preserve"> closes the lead</w:t>
+            </w:r>
+          </w:p>
+        </w:tc>
+      </w:tr>
+      <w:tr>
+        <w:tblPrEx>
+          <w:tblBorders>
+            <w:top w:val="single" w:color="auto" w:sz="4" w:space="0"/>
+            <w:left w:val="single" w:color="auto" w:sz="4" w:space="0"/>
+            <w:bottom w:val="single" w:color="auto" w:sz="4" w:space="0"/>
+            <w:right w:val="single" w:color="auto" w:sz="4" w:space="0"/>
+            <w:insideH w:val="single" w:color="auto" w:sz="4" w:space="0"/>
+            <w:insideV w:val="single" w:color="auto" w:sz="4" w:space="0"/>
+          </w:tblBorders>
+          <w:tblCellMar>
+            <w:top w:w="0" w:type="dxa"/>
+            <w:left w:w="10" w:type="dxa"/>
+            <w:bottom w:w="0" w:type="dxa"/>
+            <w:right w:w="10" w:type="dxa"/>
+          </w:tblCellMar>
+        </w:tblPrEx>
+        <w:tc>
+          <w:p>
+            <w:r>
+              <w:t>Do Not Call</w:t>
+            </w:r>
+          </w:p>
+        </w:tc>
+        <w:tc>
+          <w:p>
+            <w:r>
+              <w:t xml:space="preserve">Customer requested no further contact </w:t>
+            </w:r>
+            <w:r>
+              <w:rPr>
+                <w:lang w:val="en-US"/>
+              </w:rPr>
+              <w:t>-</w:t>
+            </w:r>
+            <w:r>
+              <w:t xml:space="preserve"> closes the lead</w:t>
+            </w:r>
+          </w:p>
+        </w:tc>
+      </w:tr>
+      <w:tr>
+        <w:tblPrEx>
+          <w:tblBorders>
+            <w:top w:val="single" w:color="auto" w:sz="4" w:space="0"/>
+            <w:left w:val="single" w:color="auto" w:sz="4" w:space="0"/>
+            <w:bottom w:val="single" w:color="auto" w:sz="4" w:space="0"/>
+            <w:right w:val="single" w:color="auto" w:sz="4" w:space="0"/>
+            <w:insideH w:val="single" w:color="auto" w:sz="4" w:space="0"/>
+            <w:insideV w:val="single" w:color="auto" w:sz="4" w:space="0"/>
+          </w:tblBorders>
+          <w:tblCellMar>
+            <w:top w:w="0" w:type="dxa"/>
+            <w:left w:w="10" w:type="dxa"/>
+            <w:bottom w:w="0" w:type="dxa"/>
+            <w:right w:w="10" w:type="dxa"/>
+          </w:tblCellMar>
+        </w:tblPrEx>
+        <w:tc>
+          <w:p>
+            <w:r>
+              <w:t>ISP Complaint</w:t>
+            </w:r>
+          </w:p>
+        </w:tc>
+        <w:tc>
+          <w:p>
+            <w:r>
+              <w:t xml:space="preserve">Customer has an issue with the ISP </w:t>
+            </w:r>
+            <w:r>
+              <w:rPr>
+                <w:lang w:val="en-US"/>
+              </w:rPr>
+              <w:t>-</w:t>
+            </w:r>
+            <w:r>
+              <w:t xml:space="preserve"> creates alert</w:t>
+            </w:r>
+          </w:p>
+        </w:tc>
+      </w:tr>
+      <w:tr>
+        <w:tblPrEx>
+          <w:tblBorders>
+            <w:top w:val="single" w:color="auto" w:sz="4" w:space="0"/>
+            <w:left w:val="single" w:color="auto" w:sz="4" w:space="0"/>
+            <w:bottom w:val="single" w:color="auto" w:sz="4" w:space="0"/>
+            <w:right w:val="single" w:color="auto" w:sz="4" w:space="0"/>
+            <w:insideH w:val="single" w:color="auto" w:sz="4" w:space="0"/>
+            <w:insideV w:val="single" w:color="auto" w:sz="4" w:space="0"/>
+          </w:tblBorders>
+          <w:tblCellMar>
+            <w:top w:w="0" w:type="dxa"/>
+            <w:left w:w="10" w:type="dxa"/>
+            <w:bottom w:w="0" w:type="dxa"/>
+            <w:right w:w="10" w:type="dxa"/>
+          </w:tblCellMar>
+        </w:tblPrEx>
+        <w:tc>
+          <w:p>
+            <w:r>
               <w:t>Price Approval Needed</w:t>
             </w:r>
           </w:p>
@@ -3633,7 +4529,16 @@
         <w:tc>
           <w:p>
             <w:r>
-              <w:t>Customer wants a discount — creates management alert</w:t>
+              <w:t xml:space="preserve">Customer wants a discount </w:t>
+            </w:r>
+            <w:r>
+              <w:rPr>
+                <w:lang w:val="en-US"/>
+              </w:rPr>
+              <w:t>-</w:t>
+            </w:r>
+            <w:r>
+              <w:t xml:space="preserve"> creates management alert</w:t>
             </w:r>
           </w:p>
         </w:tc>
@@ -3650,7 +4555,7 @@
         <w:spacing w:after="200"/>
       </w:pPr>
       <w:r>
-        <w:t>17. Workflow Stages Reference</w:t>
+        <w:t>18. Workflow Stages Reference</w:t>
       </w:r>
     </w:p>
     <w:tbl>
@@ -3954,7 +4859,7 @@
         <w:spacing w:after="200"/>
       </w:pPr>
       <w:r>
-        <w:t>18. Transfer Status Reference</w:t>
+        <w:t>19. Transfer Status Reference</w:t>
       </w:r>
     </w:p>
     <w:tbl>
@@ -3979,8 +4884,8 @@
         </w:tblCellMar>
       </w:tblPr>
       <w:tblGrid>
-        <w:gridCol w:w="2304"/>
-        <w:gridCol w:w="6742"/>
+        <w:gridCol w:w="2345"/>
+        <w:gridCol w:w="6701"/>
       </w:tblGrid>
       <w:tr>
         <w:tblPrEx>
@@ -4081,7 +4986,16 @@
         <w:tc>
           <w:p>
             <w:r>
-              <w:t>Escalated to Senior Sales — awaiting manager assignment</w:t>
+              <w:t xml:space="preserve">Escalated to Senior Sales </w:t>
+            </w:r>
+            <w:r>
+              <w:rPr>
+                <w:lang w:val="en-US"/>
+              </w:rPr>
+              <w:t>-</w:t>
+            </w:r>
+            <w:r>
+              <w:t xml:space="preserve"> awaiting manager assignment</w:t>
             </w:r>
           </w:p>
         </w:tc>
@@ -4113,7 +5027,16 @@
         <w:tc>
           <w:p>
             <w:r>
-              <w:t>Junior Sales finished 3 attempts — auto-moved to recycle hold</w:t>
+              <w:t xml:space="preserve">Junior Sales finished 3 attempts </w:t>
+            </w:r>
+            <w:r>
+              <w:rPr>
+                <w:lang w:val="en-US"/>
+              </w:rPr>
+              <w:t>-</w:t>
+            </w:r>
+            <w:r>
+              <w:t xml:space="preserve"> auto-moved to recycle hold</w:t>
             </w:r>
           </w:p>
         </w:tc>
@@ -4194,72 +5117,121 @@
         <w:spacing w:after="200"/>
       </w:pPr>
       <w:r>
-        <w:t>19. Key Business Rules</w:t>
-      </w:r>
-    </w:p>
-    <w:p>
-      <w:pPr>
-        <w:pStyle w:val="16"/>
-        <w:numPr>
-          <w:ilvl w:val="0"/>
-          <w:numId w:val="1"/>
-        </w:numPr>
-        <w:spacing w:after="80"/>
-      </w:pPr>
-      <w:r>
-        <w:t>One master database — no duplicate records between teams</w:t>
-      </w:r>
-    </w:p>
-    <w:p>
-      <w:pPr>
-        <w:pStyle w:val="16"/>
-        <w:numPr>
-          <w:ilvl w:val="0"/>
-          <w:numId w:val="1"/>
-        </w:numPr>
-        <w:spacing w:after="80"/>
-      </w:pPr>
-      <w:r>
-        <w:t>Each ISP has its own CRM column layout — set up columns before importing</w:t>
-      </w:r>
-    </w:p>
-    <w:p>
-      <w:pPr>
-        <w:pStyle w:val="16"/>
-        <w:numPr>
-          <w:ilvl w:val="0"/>
-          <w:numId w:val="1"/>
-        </w:numPr>
-        <w:spacing w:after="80"/>
-      </w:pPr>
-      <w:r>
-        <w:t>Primary column first, match-key column second — used for display and duplicate detection</w:t>
-      </w:r>
-    </w:p>
-    <w:p>
-      <w:pPr>
-        <w:pStyle w:val="16"/>
-        <w:numPr>
-          <w:ilvl w:val="0"/>
-          <w:numId w:val="1"/>
-        </w:numPr>
-        <w:spacing w:after="80"/>
-      </w:pPr>
-      <w:r>
-        <w:t>Junior Sales gets 3 outreach attempts before automatic recycle hold</w:t>
-      </w:r>
-    </w:p>
-    <w:p>
-      <w:pPr>
-        <w:pStyle w:val="16"/>
-        <w:numPr>
-          <w:ilvl w:val="0"/>
-          <w:numId w:val="1"/>
-        </w:numPr>
-        <w:spacing w:after="80"/>
-      </w:pPr>
-      <w:r>
-        <w:t>Callback Requested or Rescheduled from Junior Sales escalates to Senior Sales automatically</w:t>
+        <w:t>20. Key Business Rules</w:t>
+      </w:r>
+    </w:p>
+    <w:p>
+      <w:pPr>
+        <w:pStyle w:val="16"/>
+        <w:numPr>
+          <w:ilvl w:val="0"/>
+          <w:numId w:val="1"/>
+        </w:numPr>
+        <w:spacing w:after="80"/>
+      </w:pPr>
+      <w:r>
+        <w:t xml:space="preserve">One master database </w:t>
+      </w:r>
+      <w:r>
+        <w:rPr>
+          <w:lang w:val="en-US"/>
+        </w:rPr>
+        <w:t>-</w:t>
+      </w:r>
+      <w:r>
+        <w:t xml:space="preserve"> no duplicate records between teams</w:t>
+      </w:r>
+    </w:p>
+    <w:p>
+      <w:pPr>
+        <w:pStyle w:val="16"/>
+        <w:numPr>
+          <w:ilvl w:val="0"/>
+          <w:numId w:val="1"/>
+        </w:numPr>
+        <w:spacing w:after="80"/>
+      </w:pPr>
+      <w:r>
+        <w:t xml:space="preserve">Each ISP has its own CRM column layout </w:t>
+      </w:r>
+      <w:r>
+        <w:rPr>
+          <w:lang w:val="en-US"/>
+        </w:rPr>
+        <w:t>-</w:t>
+      </w:r>
+      <w:r>
+        <w:t xml:space="preserve"> set up columns before importing</w:t>
+      </w:r>
+    </w:p>
+    <w:p>
+      <w:pPr>
+        <w:pStyle w:val="16"/>
+        <w:numPr>
+          <w:ilvl w:val="0"/>
+          <w:numId w:val="1"/>
+        </w:numPr>
+        <w:spacing w:after="80"/>
+      </w:pPr>
+      <w:r>
+        <w:t xml:space="preserve">Primary column first, match-key column second </w:t>
+      </w:r>
+      <w:r>
+        <w:rPr>
+          <w:lang w:val="en-US"/>
+        </w:rPr>
+        <w:t>-</w:t>
+      </w:r>
+      <w:r>
+        <w:t xml:space="preserve"> used for display and duplicate detection</w:t>
+      </w:r>
+    </w:p>
+    <w:p>
+      <w:pPr>
+        <w:pStyle w:val="16"/>
+        <w:numPr>
+          <w:ilvl w:val="0"/>
+          <w:numId w:val="1"/>
+        </w:numPr>
+        <w:spacing w:after="80"/>
+      </w:pPr>
+      <w:r>
+        <w:t xml:space="preserve">Junior Sales uses text-only outreach </w:t>
+      </w:r>
+      <w:r>
+        <w:rPr>
+          <w:lang w:val="en-US"/>
+        </w:rPr>
+        <w:t>-</w:t>
+      </w:r>
+      <w:r>
+        <w:t xml:space="preserve"> 3 attempts before automatic recycle hold</w:t>
+      </w:r>
+    </w:p>
+    <w:p>
+      <w:pPr>
+        <w:pStyle w:val="16"/>
+        <w:numPr>
+          <w:ilvl w:val="0"/>
+          <w:numId w:val="1"/>
+        </w:numPr>
+        <w:spacing w:after="80"/>
+      </w:pPr>
+      <w:r>
+        <w:t>Call Requested, Reschedule by Phone, ISP Complaint, and Price Approval Needed escalate to Senior Sales</w:t>
+      </w:r>
+    </w:p>
+    <w:p>
+      <w:pPr>
+        <w:pStyle w:val="16"/>
+        <w:numPr>
+          <w:ilvl w:val="0"/>
+          <w:numId w:val="1"/>
+        </w:numPr>
+        <w:spacing w:after="80"/>
+      </w:pPr>
+      <w:r>
+        <w:t>Simple Reschedule by text stays on Junior Sales</w:t>
       </w:r>
     </w:p>
     <w:p>
@@ -4285,7 +5257,16 @@
         <w:spacing w:after="80"/>
       </w:pPr>
       <w:r>
-        <w:t>No-reply leads auto-move to Recycle Hold for 30 days — manager-only view</w:t>
+        <w:t xml:space="preserve">No-reply leads auto-move to Recycle Hold for 30 days </w:t>
+      </w:r>
+      <w:r>
+        <w:rPr>
+          <w:lang w:val="en-US"/>
+        </w:rPr>
+        <w:t>-</w:t>
+      </w:r>
+      <w:r>
+        <w:t xml:space="preserve"> manager-only view</w:t>
       </w:r>
     </w:p>
     <w:p>
@@ -4311,20 +5292,64 @@
         <w:spacing w:after="80"/>
       </w:pPr>
       <w:r>
-        <w:t>ISP complaints and price requests go to Alerts for management</w:t>
-      </w:r>
-    </w:p>
-    <w:p>
-      <w:pPr>
-        <w:pStyle w:val="16"/>
-        <w:numPr>
-          <w:ilvl w:val="0"/>
-          <w:numId w:val="1"/>
-        </w:numPr>
-        <w:spacing w:after="80"/>
-      </w:pPr>
-      <w:r>
-        <w:t>Every call, note, and field change is tracked in the activity log</w:t>
+        <w:t>Re-importing a finished lead (Closed or New Account Created) re-initializes it for a new outreach round</w:t>
+      </w:r>
+    </w:p>
+    <w:p>
+      <w:pPr>
+        <w:pStyle w:val="16"/>
+        <w:numPr>
+          <w:ilvl w:val="0"/>
+          <w:numId w:val="1"/>
+        </w:numPr>
+        <w:spacing w:after="80"/>
+      </w:pPr>
+      <w:r>
+        <w:t xml:space="preserve">ISP complaints and price requests go to Alerts </w:t>
+      </w:r>
+      <w:r>
+        <w:rPr>
+          <w:lang w:val="en-US"/>
+        </w:rPr>
+        <w:t>-</w:t>
+      </w:r>
+      <w:r>
+        <w:t xml:space="preserve"> resolving the alert does not finish the lead</w:t>
+      </w:r>
+    </w:p>
+    <w:p>
+      <w:pPr>
+        <w:pStyle w:val="16"/>
+        <w:numPr>
+          <w:ilvl w:val="0"/>
+          <w:numId w:val="1"/>
+        </w:numPr>
+        <w:spacing w:after="80"/>
+      </w:pPr>
+      <w:r>
+        <w:t xml:space="preserve">Team and stage are set by the workflow </w:t>
+      </w:r>
+      <w:r>
+        <w:rPr>
+          <w:lang w:val="en-US"/>
+        </w:rPr>
+        <w:t>-</w:t>
+      </w:r>
+      <w:r>
+        <w:t xml:space="preserve"> not edited manually (except admin override)</w:t>
+      </w:r>
+    </w:p>
+    <w:p>
+      <w:pPr>
+        <w:pStyle w:val="16"/>
+        <w:numPr>
+          <w:ilvl w:val="0"/>
+          <w:numId w:val="1"/>
+        </w:numPr>
+        <w:spacing w:after="80"/>
+      </w:pPr>
+      <w:r>
+        <w:t>Every interaction, note, and field change is tracked in the activity log</w:t>
       </w:r>
     </w:p>
     <w:p>
@@ -4333,7 +5358,7 @@
         <w:spacing w:after="200"/>
       </w:pPr>
       <w:r>
-        <w:t>20. Quick Daily Checklist</w:t>
+        <w:t>21. Quick Daily Checklist</w:t>
       </w:r>
     </w:p>
     <w:p>
@@ -4368,46 +5393,73 @@
         <w:spacing w:after="80"/>
       </w:pPr>
       <w:r>
-        <w:t>Open Junior Sales Team — work your leads by ISP tab</w:t>
-      </w:r>
-    </w:p>
-    <w:p>
-      <w:pPr>
-        <w:pStyle w:val="16"/>
-        <w:numPr>
-          <w:ilvl w:val="0"/>
-          <w:numId w:val="2"/>
-        </w:numPr>
-        <w:spacing w:after="80"/>
-      </w:pPr>
-      <w:r>
-        <w:t>Log every call with result and notes</w:t>
-      </w:r>
-    </w:p>
-    <w:p>
-      <w:pPr>
-        <w:pStyle w:val="16"/>
-        <w:numPr>
-          <w:ilvl w:val="0"/>
-          <w:numId w:val="2"/>
-        </w:numPr>
-        <w:spacing w:after="80"/>
-      </w:pPr>
-      <w:r>
-        <w:t>If customer wants callback or reschedule — log it; lead escalates to Senior Sales</w:t>
-      </w:r>
-    </w:p>
-    <w:p>
-      <w:pPr>
-        <w:pStyle w:val="16"/>
-        <w:numPr>
-          <w:ilvl w:val="0"/>
-          <w:numId w:val="2"/>
-        </w:numPr>
-        <w:spacing w:after="80"/>
-      </w:pPr>
-      <w:r>
-        <w:t>After 3 no-reply attempts, the lead auto-moves to Recycle Hold — no action needed</w:t>
+        <w:t xml:space="preserve">Open Junior Sales Team </w:t>
+      </w:r>
+      <w:r>
+        <w:rPr>
+          <w:lang w:val="en-US"/>
+        </w:rPr>
+        <w:t>-</w:t>
+      </w:r>
+      <w:r>
+        <w:t xml:space="preserve"> work your leads by ISP tab</w:t>
+      </w:r>
+    </w:p>
+    <w:p>
+      <w:pPr>
+        <w:pStyle w:val="16"/>
+        <w:numPr>
+          <w:ilvl w:val="0"/>
+          <w:numId w:val="2"/>
+        </w:numPr>
+        <w:spacing w:after="80"/>
+      </w:pPr>
+      <w:r>
+        <w:t>Log every text with result and notes</w:t>
+      </w:r>
+    </w:p>
+    <w:p>
+      <w:pPr>
+        <w:pStyle w:val="16"/>
+        <w:numPr>
+          <w:ilvl w:val="0"/>
+          <w:numId w:val="2"/>
+        </w:numPr>
+        <w:spacing w:after="80"/>
+      </w:pPr>
+      <w:r>
+        <w:t xml:space="preserve">If customer needs a call or phone reschedule </w:t>
+      </w:r>
+      <w:r>
+        <w:rPr>
+          <w:lang w:val="en-US"/>
+        </w:rPr>
+        <w:t>-</w:t>
+      </w:r>
+      <w:r>
+        <w:t xml:space="preserve"> log Call Requested or Reschedule by Phone; lead escalates to Senior Sales</w:t>
+      </w:r>
+    </w:p>
+    <w:p>
+      <w:pPr>
+        <w:pStyle w:val="16"/>
+        <w:numPr>
+          <w:ilvl w:val="0"/>
+          <w:numId w:val="2"/>
+        </w:numPr>
+        <w:spacing w:after="80"/>
+      </w:pPr>
+      <w:r>
+        <w:t xml:space="preserve">After 3 No Text Reply attempts, the lead auto-moves to Recycle Hold </w:t>
+      </w:r>
+      <w:r>
+        <w:rPr>
+          <w:lang w:val="en-US"/>
+        </w:rPr>
+        <w:t>-</w:t>
+      </w:r>
+      <w:r>
+        <w:t xml:space="preserve"> no action needed</w:t>
       </w:r>
     </w:p>
     <w:p>
@@ -4429,7 +5481,16 @@
         <w:spacing w:after="80"/>
       </w:pPr>
       <w:r>
-        <w:t>Open Senior Sales Team — review your assigned escalations</w:t>
+        <w:t xml:space="preserve">Open Senior Sales Team </w:t>
+      </w:r>
+      <w:r>
+        <w:rPr>
+          <w:lang w:val="en-US"/>
+        </w:rPr>
+        <w:t>-</w:t>
+      </w:r>
+      <w:r>
+        <w:t xml:space="preserve"> review your assigned escalations</w:t>
       </w:r>
     </w:p>
     <w:p>
@@ -4529,20 +5590,42 @@
         <w:spacing w:after="80"/>
       </w:pPr>
       <w:r>
-        <w:t>Review No Reply — Recycle and send ready leads back to Junior Sales</w:t>
-      </w:r>
-    </w:p>
-    <w:p>
-      <w:pPr>
-        <w:pStyle w:val="16"/>
-        <w:numPr>
-          <w:ilvl w:val="0"/>
-          <w:numId w:val="2"/>
-        </w:numPr>
-        <w:spacing w:after="80"/>
-      </w:pPr>
-      <w:r>
-        <w:t>Review and resolve Alerts</w:t>
+        <w:t xml:space="preserve">Review No Reply </w:t>
+      </w:r>
+      <w:r>
+        <w:rPr>
+          <w:lang w:val="en-US"/>
+        </w:rPr>
+        <w:t>-</w:t>
+      </w:r>
+      <w:r>
+        <w:t xml:space="preserve"> Recycle and send ready leads back to Junior Sales</w:t>
+      </w:r>
+    </w:p>
+    <w:p>
+      <w:pPr>
+        <w:pStyle w:val="16"/>
+        <w:numPr>
+          <w:ilvl w:val="0"/>
+          <w:numId w:val="2"/>
+        </w:numPr>
+        <w:spacing w:after="80"/>
+      </w:pPr>
+      <w:r>
+        <w:t>Review and resolve Alerts (complaint/price admin tasks)</w:t>
+      </w:r>
+    </w:p>
+    <w:p>
+      <w:pPr>
+        <w:pStyle w:val="16"/>
+        <w:numPr>
+          <w:ilvl w:val="0"/>
+          <w:numId w:val="2"/>
+        </w:numPr>
+        <w:spacing w:after="80"/>
+      </w:pPr>
+      <w:r>
+        <w:t>Finish leads via Log Text or Log Call on customer detail when appropriate</w:t>
       </w:r>
     </w:p>
     <w:p>
@@ -4577,7 +5660,7 @@
         <w:spacing w:after="200"/>
       </w:pPr>
       <w:r>
-        <w:t>21. Need Help?</w:t>
+        <w:t>22. Need Help?</w:t>
       </w:r>
     </w:p>
     <w:p>
@@ -4587,14 +5670,8 @@
       <w:r>
         <w:t>For a step-by-step walkthrough of one customer from ISP setup through import to close, see the companion document: ISP_CRM_Example_Scenario.docx</w:t>
       </w:r>
-    </w:p>
-    <w:p>
-      <w:pPr>
-        <w:spacing w:after="120"/>
-      </w:pPr>
-      <w:r>
-        <w:t>Regenerate these guides anytime: npm run docs:user-guide  |  npm run docs:scenario</w:t>
-      </w:r>
+      <w:bookmarkStart w:id="0" w:name="_GoBack"/>
+      <w:bookmarkEnd w:id="0"/>
     </w:p>
     <w:sectPr>
       <w:pgSz w:w="11906" w:h="16838"/>
@@ -4760,7 +5837,7 @@
     <w:lsdException w:unhideWhenUsed="0" w:uiPriority="0" w:semiHidden="0" w:name="toc 8"/>
     <w:lsdException w:unhideWhenUsed="0" w:uiPriority="0" w:semiHidden="0" w:name="toc 9"/>
     <w:lsdException w:unhideWhenUsed="0" w:uiPriority="0" w:semiHidden="0" w:name="Normal Indent"/>
-    <w:lsdException w:uiPriority="99" w:name="footnote text"/>
+    <w:lsdException w:qFormat="1" w:uiPriority="99" w:name="footnote text"/>
     <w:lsdException w:unhideWhenUsed="0" w:uiPriority="0" w:semiHidden="0" w:name="annotation text"/>
     <w:lsdException w:unhideWhenUsed="0" w:uiPriority="0" w:semiHidden="0" w:name="header"/>
     <w:lsdException w:unhideWhenUsed="0" w:uiPriority="0" w:semiHidden="0" w:name="footer"/>
@@ -4769,11 +5846,11 @@
     <w:lsdException w:unhideWhenUsed="0" w:uiPriority="0" w:semiHidden="0" w:name="table of figures"/>
     <w:lsdException w:unhideWhenUsed="0" w:uiPriority="0" w:semiHidden="0" w:name="envelope address"/>
     <w:lsdException w:unhideWhenUsed="0" w:uiPriority="0" w:semiHidden="0" w:name="envelope return"/>
-    <w:lsdException w:uiPriority="99" w:name="footnote reference"/>
+    <w:lsdException w:qFormat="1" w:uiPriority="99" w:name="footnote reference"/>
     <w:lsdException w:unhideWhenUsed="0" w:uiPriority="0" w:semiHidden="0" w:name="annotation reference"/>
     <w:lsdException w:unhideWhenUsed="0" w:uiPriority="0" w:semiHidden="0" w:name="line number"/>
     <w:lsdException w:unhideWhenUsed="0" w:uiPriority="0" w:semiHidden="0" w:name="page number"/>
-    <w:lsdException w:uiPriority="99" w:name="endnote reference"/>
+    <w:lsdException w:qFormat="1" w:uiPriority="99" w:name="endnote reference"/>
     <w:lsdException w:qFormat="1" w:uiPriority="99" w:name="endnote text"/>
     <w:lsdException w:unhideWhenUsed="0" w:uiPriority="0" w:semiHidden="0" w:name="table of authorities"/>
     <w:lsdException w:unhideWhenUsed="0" w:uiPriority="0" w:semiHidden="0" w:name="macro"/>
@@ -5082,6 +6159,7 @@
     <w:name w:val="endnote reference"/>
     <w:semiHidden/>
     <w:unhideWhenUsed/>
+    <w:qFormat/>
     <w:uiPriority w:val="99"/>
     <w:rPr>
       <w:vertAlign w:val="superscript"/>
@@ -5106,6 +6184,7 @@
     <w:name w:val="footnote reference"/>
     <w:semiHidden/>
     <w:unhideWhenUsed/>
+    <w:qFormat/>
     <w:uiPriority w:val="99"/>
     <w:rPr>
       <w:vertAlign w:val="superscript"/>
@@ -5116,6 +6195,7 @@
     <w:link w:val="17"/>
     <w:semiHidden/>
     <w:unhideWhenUsed/>
+    <w:qFormat/>
     <w:uiPriority w:val="99"/>
     <w:pPr>
       <w:spacing w:after="0" w:line="240" w:lineRule="auto"/>
@@ -5157,6 +6237,7 @@
     <w:link w:val="13"/>
     <w:semiHidden/>
     <w:unhideWhenUsed/>
+    <w:qFormat/>
     <w:uiPriority w:val="99"/>
     <w:rPr>
       <w:sz w:val="20"/>
@@ -5168,6 +6249,7 @@
     <w:link w:val="11"/>
     <w:semiHidden/>
     <w:unhideWhenUsed/>
+    <w:qFormat/>
     <w:uiPriority w:val="99"/>
     <w:rPr>
       <w:sz w:val="20"/>
